--- a/docs/UTEExpress_PhanCong_QuyTrinh_Teamwork.docx
+++ b/docs/UTEExpress_PhanCong_QuyTrinh_Teamwork.docx
@@ -296,7 +296,7 @@
           <w:sz w:val="30"/>
           <w:szCs w:val="30"/>
         </w:rPr>
-        <w:t xml:space="preserve">1. Tổng quan &amp; vai trò hệ thống</w:t>
+        <w:t xml:space="preserve">1. Thông tin chung &amp; môi trường phát triển</w:t>
       </w:r>
     </w:p>
     <w:p>
@@ -309,7 +309,734 @@
           <w:sz w:val="21"/>
           <w:szCs w:val="21"/>
         </w:rPr>
-        <w:t xml:space="preserve">UTEExpress là nền tảng logistics thuần (kiểu hãng chuyển phát — GHN, GHTK, J&amp;T, Ninja Van), không phải sàn thương mại điện tử. Hệ thống có 5 vai trò theo đúng khung Guest → User → Shipper → Manager → Admin.</w:t>
+        <w:t xml:space="preserve">Chốt trước để 3 máy build ra cùng một kiểu — khác phiên bản JDK/Spring Boot là nguyên nhân phổ biến nhất gây lỗi "chạy được trên máy tôi nhưng lỗi trên máy bạn".</w:t>
+      </w:r>
+    </w:p>
+    <w:tbl>
+      <w:tblPr>
+        <w:tblW w:type="pct" w:w="100%"/>
+        <w:tblBorders>
+          <w:top w:val="single" w:color="DDE4EB" w:sz="2"/>
+          <w:left w:val="single" w:color="DDE4EB" w:sz="2"/>
+          <w:bottom w:val="single" w:color="DDE4EB" w:sz="2"/>
+          <w:right w:val="single" w:color="DDE4EB" w:sz="2"/>
+          <w:insideH w:val="single" w:color="auto" w:sz="4"/>
+          <w:insideV w:val="single" w:color="auto" w:sz="4"/>
+        </w:tblBorders>
+      </w:tblPr>
+      <w:tblGrid>
+        <w:gridCol w:w="2700"/>
+        <w:gridCol w:w="6300"/>
+      </w:tblGrid>
+      <w:tr>
+        <w:tc>
+          <w:tcPr>
+            <w:tcW w:type="pct" w:w="30%"/>
+            <w:shd w:fill="EAEFF4" w:val="clear"/>
+            <w:tcMar>
+              <w:top w:type="dxa" w:w="80"/>
+              <w:left w:type="dxa" w:w="100"/>
+              <w:bottom w:type="dxa" w:w="80"/>
+              <w:right w:type="dxa" w:w="100"/>
+            </w:tcMar>
+            <w:vAlign w:val="center"/>
+          </w:tcPr>
+          <w:p>
+            <w:r>
+              <w:rPr>
+                <w:b/>
+                <w:bCs/>
+                <w:color w:val="5C6B7F"/>
+                <w:sz w:val="19"/>
+                <w:szCs w:val="19"/>
+              </w:rPr>
+              <w:t xml:space="preserve">Hạng mục</w:t>
+            </w:r>
+          </w:p>
+        </w:tc>
+        <w:tc>
+          <w:tcPr>
+            <w:tcW w:type="pct" w:w="70%"/>
+            <w:shd w:fill="EAEFF4" w:val="clear"/>
+            <w:tcMar>
+              <w:top w:type="dxa" w:w="80"/>
+              <w:left w:type="dxa" w:w="100"/>
+              <w:bottom w:type="dxa" w:w="80"/>
+              <w:right w:type="dxa" w:w="100"/>
+            </w:tcMar>
+            <w:vAlign w:val="center"/>
+          </w:tcPr>
+          <w:p>
+            <w:r>
+              <w:rPr>
+                <w:b/>
+                <w:bCs/>
+                <w:color w:val="5C6B7F"/>
+                <w:sz w:val="19"/>
+                <w:szCs w:val="19"/>
+              </w:rPr>
+              <w:t xml:space="preserve">Chốt dùng chung</w:t>
+            </w:r>
+          </w:p>
+        </w:tc>
+      </w:tr>
+      <w:tr>
+        <w:tc>
+          <w:tcPr>
+            <w:tcW w:type="pct" w:w="30%"/>
+            <w:tcMar>
+              <w:top w:type="dxa" w:w="80"/>
+              <w:left w:type="dxa" w:w="100"/>
+              <w:bottom w:type="dxa" w:w="80"/>
+              <w:right w:type="dxa" w:w="100"/>
+            </w:tcMar>
+            <w:vAlign w:val="center"/>
+          </w:tcPr>
+          <w:p>
+            <w:r>
+              <w:rPr>
+                <w:b/>
+                <w:bCs/>
+                <w:color w:val="12213B"/>
+                <w:sz w:val="19"/>
+                <w:szCs w:val="19"/>
+              </w:rPr>
+              <w:t xml:space="preserve">Ngôn ngữ / JDK</w:t>
+            </w:r>
+          </w:p>
+        </w:tc>
+        <w:tc>
+          <w:tcPr>
+            <w:tcW w:type="pct" w:w="70%"/>
+            <w:tcMar>
+              <w:top w:type="dxa" w:w="80"/>
+              <w:left w:type="dxa" w:w="100"/>
+              <w:bottom w:type="dxa" w:w="80"/>
+              <w:right w:type="dxa" w:w="100"/>
+            </w:tcMar>
+            <w:vAlign w:val="center"/>
+          </w:tcPr>
+          <w:p>
+            <w:r>
+              <w:rPr>
+                <w:color w:val="12213B"/>
+                <w:sz w:val="19"/>
+                <w:szCs w:val="19"/>
+              </w:rPr>
+              <w:t xml:space="preserve">Java 17 (bắt buộc — Spring Boot 3.x yêu cầu tối thiểu Java 17)</w:t>
+            </w:r>
+          </w:p>
+        </w:tc>
+      </w:tr>
+      <w:tr>
+        <w:tc>
+          <w:tcPr>
+            <w:tcW w:type="pct" w:w="30%"/>
+            <w:tcMar>
+              <w:top w:type="dxa" w:w="80"/>
+              <w:left w:type="dxa" w:w="100"/>
+              <w:bottom w:type="dxa" w:w="80"/>
+              <w:right w:type="dxa" w:w="100"/>
+            </w:tcMar>
+            <w:vAlign w:val="center"/>
+          </w:tcPr>
+          <w:p>
+            <w:r>
+              <w:rPr>
+                <w:b/>
+                <w:bCs/>
+                <w:color w:val="12213B"/>
+                <w:sz w:val="19"/>
+                <w:szCs w:val="19"/>
+              </w:rPr>
+              <w:t xml:space="preserve">Build tool</w:t>
+            </w:r>
+          </w:p>
+        </w:tc>
+        <w:tc>
+          <w:tcPr>
+            <w:tcW w:type="pct" w:w="70%"/>
+            <w:tcMar>
+              <w:top w:type="dxa" w:w="80"/>
+              <w:left w:type="dxa" w:w="100"/>
+              <w:bottom w:type="dxa" w:w="80"/>
+              <w:right w:type="dxa" w:w="100"/>
+            </w:tcMar>
+            <w:vAlign w:val="center"/>
+          </w:tcPr>
+          <w:p>
+            <w:r>
+              <w:rPr>
+                <w:color w:val="12213B"/>
+                <w:sz w:val="19"/>
+                <w:szCs w:val="19"/>
+              </w:rPr>
+              <w:t xml:space="preserve">Maven (dùng pom.xml có sẵn trong repo, không tự đổi sang Gradle)</w:t>
+            </w:r>
+          </w:p>
+        </w:tc>
+      </w:tr>
+      <w:tr>
+        <w:tc>
+          <w:tcPr>
+            <w:tcW w:type="pct" w:w="30%"/>
+            <w:tcMar>
+              <w:top w:type="dxa" w:w="80"/>
+              <w:left w:type="dxa" w:w="100"/>
+              <w:bottom w:type="dxa" w:w="80"/>
+              <w:right w:type="dxa" w:w="100"/>
+            </w:tcMar>
+            <w:vAlign w:val="center"/>
+          </w:tcPr>
+          <w:p>
+            <w:r>
+              <w:rPr>
+                <w:b/>
+                <w:bCs/>
+                <w:color w:val="12213B"/>
+                <w:sz w:val="19"/>
+                <w:szCs w:val="19"/>
+              </w:rPr>
+              <w:t xml:space="preserve">Framework chính</w:t>
+            </w:r>
+          </w:p>
+        </w:tc>
+        <w:tc>
+          <w:tcPr>
+            <w:tcW w:type="pct" w:w="70%"/>
+            <w:tcMar>
+              <w:top w:type="dxa" w:w="80"/>
+              <w:left w:type="dxa" w:w="100"/>
+              <w:bottom w:type="dxa" w:w="80"/>
+              <w:right w:type="dxa" w:w="100"/>
+            </w:tcMar>
+            <w:vAlign w:val="center"/>
+          </w:tcPr>
+          <w:p>
+            <w:r>
+              <w:rPr>
+                <w:color w:val="12213B"/>
+                <w:sz w:val="19"/>
+                <w:szCs w:val="19"/>
+              </w:rPr>
+              <w:t xml:space="preserve">Spring Boot 3.3.4 — Web MVC + Thymeleaf</w:t>
+            </w:r>
+          </w:p>
+        </w:tc>
+      </w:tr>
+      <w:tr>
+        <w:tc>
+          <w:tcPr>
+            <w:tcW w:type="pct" w:w="30%"/>
+            <w:tcMar>
+              <w:top w:type="dxa" w:w="80"/>
+              <w:left w:type="dxa" w:w="100"/>
+              <w:bottom w:type="dxa" w:w="80"/>
+              <w:right w:type="dxa" w:w="100"/>
+            </w:tcMar>
+            <w:vAlign w:val="center"/>
+          </w:tcPr>
+          <w:p>
+            <w:r>
+              <w:rPr>
+                <w:b/>
+                <w:bCs/>
+                <w:color w:val="12213B"/>
+                <w:sz w:val="19"/>
+                <w:szCs w:val="19"/>
+              </w:rPr>
+              <w:t xml:space="preserve">Giao diện</w:t>
+            </w:r>
+          </w:p>
+        </w:tc>
+        <w:tc>
+          <w:tcPr>
+            <w:tcW w:type="pct" w:w="70%"/>
+            <w:tcMar>
+              <w:top w:type="dxa" w:w="80"/>
+              <w:left w:type="dxa" w:w="100"/>
+              <w:bottom w:type="dxa" w:w="80"/>
+              <w:right w:type="dxa" w:w="100"/>
+            </w:tcMar>
+            <w:vAlign w:val="center"/>
+          </w:tcPr>
+          <w:p>
+            <w:r>
+              <w:rPr>
+                <w:color w:val="12213B"/>
+                <w:sz w:val="19"/>
+                <w:szCs w:val="19"/>
+              </w:rPr>
+              <w:t xml:space="preserve">Thymeleaf + Bootstrap 5.3.3 (load qua CDN jsdelivr, không cần cài gì thêm)</w:t>
+            </w:r>
+          </w:p>
+        </w:tc>
+      </w:tr>
+      <w:tr>
+        <w:tc>
+          <w:tcPr>
+            <w:tcW w:type="pct" w:w="30%"/>
+            <w:tcMar>
+              <w:top w:type="dxa" w:w="80"/>
+              <w:left w:type="dxa" w:w="100"/>
+              <w:bottom w:type="dxa" w:w="80"/>
+              <w:right w:type="dxa" w:w="100"/>
+            </w:tcMar>
+            <w:vAlign w:val="center"/>
+          </w:tcPr>
+          <w:p>
+            <w:r>
+              <w:rPr>
+                <w:b/>
+                <w:bCs/>
+                <w:color w:val="12213B"/>
+                <w:sz w:val="19"/>
+                <w:szCs w:val="19"/>
+              </w:rPr>
+              <w:t xml:space="preserve">Cơ sở dữ liệu</w:t>
+            </w:r>
+          </w:p>
+        </w:tc>
+        <w:tc>
+          <w:tcPr>
+            <w:tcW w:type="pct" w:w="70%"/>
+            <w:tcMar>
+              <w:top w:type="dxa" w:w="80"/>
+              <w:left w:type="dxa" w:w="100"/>
+              <w:bottom w:type="dxa" w:w="80"/>
+              <w:right w:type="dxa" w:w="100"/>
+            </w:tcMar>
+            <w:vAlign w:val="center"/>
+          </w:tcPr>
+          <w:p>
+            <w:r>
+              <w:rPr>
+                <w:color w:val="12213B"/>
+                <w:sz w:val="19"/>
+                <w:szCs w:val="19"/>
+              </w:rPr>
+              <w:t xml:space="preserve">SQL Server — kết nối qua mssql-jdbc 13.4.0.jre11 (xem thêm mục dưới)</w:t>
+            </w:r>
+          </w:p>
+        </w:tc>
+      </w:tr>
+      <w:tr>
+        <w:tc>
+          <w:tcPr>
+            <w:tcW w:type="pct" w:w="30%"/>
+            <w:tcMar>
+              <w:top w:type="dxa" w:w="80"/>
+              <w:left w:type="dxa" w:w="100"/>
+              <w:bottom w:type="dxa" w:w="80"/>
+              <w:right w:type="dxa" w:w="100"/>
+            </w:tcMar>
+            <w:vAlign w:val="center"/>
+          </w:tcPr>
+          <w:p>
+            <w:r>
+              <w:rPr>
+                <w:b/>
+                <w:bCs/>
+                <w:color w:val="12213B"/>
+                <w:sz w:val="19"/>
+                <w:szCs w:val="19"/>
+              </w:rPr>
+              <w:t xml:space="preserve">Truy xuất dữ liệu</w:t>
+            </w:r>
+          </w:p>
+        </w:tc>
+        <w:tc>
+          <w:tcPr>
+            <w:tcW w:type="pct" w:w="70%"/>
+            <w:tcMar>
+              <w:top w:type="dxa" w:w="80"/>
+              <w:left w:type="dxa" w:w="100"/>
+              <w:bottom w:type="dxa" w:w="80"/>
+              <w:right w:type="dxa" w:w="100"/>
+            </w:tcMar>
+            <w:vAlign w:val="center"/>
+          </w:tcPr>
+          <w:p>
+            <w:r>
+              <w:rPr>
+                <w:color w:val="12213B"/>
+                <w:sz w:val="19"/>
+                <w:szCs w:val="19"/>
+              </w:rPr>
+              <w:t xml:space="preserve">Spring Data JPA (Hibernate), spring.jpa.hibernate.ddl-auto=update</w:t>
+            </w:r>
+          </w:p>
+        </w:tc>
+      </w:tr>
+      <w:tr>
+        <w:tc>
+          <w:tcPr>
+            <w:tcW w:type="pct" w:w="30%"/>
+            <w:tcMar>
+              <w:top w:type="dxa" w:w="80"/>
+              <w:left w:type="dxa" w:w="100"/>
+              <w:bottom w:type="dxa" w:w="80"/>
+              <w:right w:type="dxa" w:w="100"/>
+            </w:tcMar>
+            <w:vAlign w:val="center"/>
+          </w:tcPr>
+          <w:p>
+            <w:r>
+              <w:rPr>
+                <w:b/>
+                <w:bCs/>
+                <w:color w:val="12213B"/>
+                <w:sz w:val="19"/>
+                <w:szCs w:val="19"/>
+              </w:rPr>
+              <w:t xml:space="preserve">Đăng nhập / bảo mật</w:t>
+            </w:r>
+          </w:p>
+        </w:tc>
+        <w:tc>
+          <w:tcPr>
+            <w:tcW w:type="pct" w:w="70%"/>
+            <w:tcMar>
+              <w:top w:type="dxa" w:w="80"/>
+              <w:left w:type="dxa" w:w="100"/>
+              <w:bottom w:type="dxa" w:w="80"/>
+              <w:right w:type="dxa" w:w="100"/>
+            </w:tcMar>
+            <w:vAlign w:val="center"/>
+          </w:tcPr>
+          <w:p>
+            <w:r>
+              <w:rPr>
+                <w:color w:val="12213B"/>
+                <w:sz w:val="19"/>
+                <w:szCs w:val="19"/>
+              </w:rPr>
+              <w:t xml:space="preserve">Spring Security 6 + BCryptPasswordEncoder, thymeleaf-extras-springsecurity6</w:t>
+            </w:r>
+          </w:p>
+        </w:tc>
+      </w:tr>
+      <w:tr>
+        <w:tc>
+          <w:tcPr>
+            <w:tcW w:type="pct" w:w="30%"/>
+            <w:tcMar>
+              <w:top w:type="dxa" w:w="80"/>
+              <w:left w:type="dxa" w:w="100"/>
+              <w:bottom w:type="dxa" w:w="80"/>
+              <w:right w:type="dxa" w:w="100"/>
+            </w:tcMar>
+            <w:vAlign w:val="center"/>
+          </w:tcPr>
+          <w:p>
+            <w:r>
+              <w:rPr>
+                <w:b/>
+                <w:bCs/>
+                <w:color w:val="12213B"/>
+                <w:sz w:val="19"/>
+                <w:szCs w:val="19"/>
+              </w:rPr>
+              <w:t xml:space="preserve">Realtime</w:t>
+            </w:r>
+          </w:p>
+        </w:tc>
+        <w:tc>
+          <w:tcPr>
+            <w:tcW w:type="pct" w:w="70%"/>
+            <w:tcMar>
+              <w:top w:type="dxa" w:w="80"/>
+              <w:left w:type="dxa" w:w="100"/>
+              <w:bottom w:type="dxa" w:w="80"/>
+              <w:right w:type="dxa" w:w="100"/>
+            </w:tcMar>
+            <w:vAlign w:val="center"/>
+          </w:tcPr>
+          <w:p>
+            <w:r>
+              <w:rPr>
+                <w:color w:val="12213B"/>
+                <w:sz w:val="19"/>
+                <w:szCs w:val="19"/>
+              </w:rPr>
+              <w:t xml:space="preserve">Spring WebSocket (STOMP/SockJS) — TV2 phụ trách</w:t>
+            </w:r>
+          </w:p>
+        </w:tc>
+      </w:tr>
+      <w:tr>
+        <w:tc>
+          <w:tcPr>
+            <w:tcW w:type="pct" w:w="30%"/>
+            <w:tcMar>
+              <w:top w:type="dxa" w:w="80"/>
+              <w:left w:type="dxa" w:w="100"/>
+              <w:bottom w:type="dxa" w:w="80"/>
+              <w:right w:type="dxa" w:w="100"/>
+            </w:tcMar>
+            <w:vAlign w:val="center"/>
+          </w:tcPr>
+          <w:p>
+            <w:r>
+              <w:rPr>
+                <w:b/>
+                <w:bCs/>
+                <w:color w:val="12213B"/>
+                <w:sz w:val="19"/>
+                <w:szCs w:val="19"/>
+              </w:rPr>
+              <w:t xml:space="preserve">Token API công khai</w:t>
+            </w:r>
+          </w:p>
+        </w:tc>
+        <w:tc>
+          <w:tcPr>
+            <w:tcW w:type="pct" w:w="70%"/>
+            <w:tcMar>
+              <w:top w:type="dxa" w:w="80"/>
+              <w:left w:type="dxa" w:w="100"/>
+              <w:bottom w:type="dxa" w:w="80"/>
+              <w:right w:type="dxa" w:w="100"/>
+            </w:tcMar>
+            <w:vAlign w:val="center"/>
+          </w:tcPr>
+          <w:p>
+            <w:r>
+              <w:rPr>
+                <w:color w:val="12213B"/>
+                <w:sz w:val="19"/>
+                <w:szCs w:val="19"/>
+              </w:rPr>
+              <w:t xml:space="preserve">JJWT 0.11.5 (jjwt-api/impl/jackson) — TV3 phụ trách</w:t>
+            </w:r>
+          </w:p>
+        </w:tc>
+      </w:tr>
+      <w:tr>
+        <w:tc>
+          <w:tcPr>
+            <w:tcW w:type="pct" w:w="30%"/>
+            <w:tcMar>
+              <w:top w:type="dxa" w:w="80"/>
+              <w:left w:type="dxa" w:w="100"/>
+              <w:bottom w:type="dxa" w:w="80"/>
+              <w:right w:type="dxa" w:w="100"/>
+            </w:tcMar>
+            <w:vAlign w:val="center"/>
+          </w:tcPr>
+          <w:p>
+            <w:r>
+              <w:rPr>
+                <w:b/>
+                <w:bCs/>
+                <w:color w:val="12213B"/>
+                <w:sz w:val="19"/>
+                <w:szCs w:val="19"/>
+              </w:rPr>
+              <w:t xml:space="preserve">Gửi email OTP</w:t>
+            </w:r>
+          </w:p>
+        </w:tc>
+        <w:tc>
+          <w:tcPr>
+            <w:tcW w:type="pct" w:w="70%"/>
+            <w:tcMar>
+              <w:top w:type="dxa" w:w="80"/>
+              <w:left w:type="dxa" w:w="100"/>
+              <w:bottom w:type="dxa" w:w="80"/>
+              <w:right w:type="dxa" w:w="100"/>
+            </w:tcMar>
+            <w:vAlign w:val="center"/>
+          </w:tcPr>
+          <w:p>
+            <w:r>
+              <w:rPr>
+                <w:color w:val="12213B"/>
+                <w:sz w:val="19"/>
+                <w:szCs w:val="19"/>
+              </w:rPr>
+              <w:t xml:space="preserve">Spring Mail (JavaMailSender), fallback log ra console nếu chưa cấu hình SMTP</w:t>
+            </w:r>
+          </w:p>
+        </w:tc>
+      </w:tr>
+      <w:tr>
+        <w:tc>
+          <w:tcPr>
+            <w:tcW w:type="pct" w:w="30%"/>
+            <w:tcMar>
+              <w:top w:type="dxa" w:w="80"/>
+              <w:left w:type="dxa" w:w="100"/>
+              <w:bottom w:type="dxa" w:w="80"/>
+              <w:right w:type="dxa" w:w="100"/>
+            </w:tcMar>
+            <w:vAlign w:val="center"/>
+          </w:tcPr>
+          <w:p>
+            <w:r>
+              <w:rPr>
+                <w:b/>
+                <w:bCs/>
+                <w:color w:val="12213B"/>
+                <w:sz w:val="19"/>
+                <w:szCs w:val="19"/>
+              </w:rPr>
+              <w:t xml:space="preserve">IDE khuyến nghị</w:t>
+            </w:r>
+          </w:p>
+        </w:tc>
+        <w:tc>
+          <w:tcPr>
+            <w:tcW w:type="pct" w:w="70%"/>
+            <w:tcMar>
+              <w:top w:type="dxa" w:w="80"/>
+              <w:left w:type="dxa" w:w="100"/>
+              <w:bottom w:type="dxa" w:w="80"/>
+              <w:right w:type="dxa" w:w="100"/>
+            </w:tcMar>
+            <w:vAlign w:val="center"/>
+          </w:tcPr>
+          <w:p>
+            <w:r>
+              <w:rPr>
+                <w:color w:val="12213B"/>
+                <w:sz w:val="19"/>
+                <w:szCs w:val="19"/>
+              </w:rPr>
+              <w:t xml:space="preserve">Eclipse (đồng bộ với Baitap02 trên lớp) — IntelliJ dùng được nếu quen hơn</w:t>
+            </w:r>
+          </w:p>
+        </w:tc>
+      </w:tr>
+      <w:tr>
+        <w:tc>
+          <w:tcPr>
+            <w:tcW w:type="pct" w:w="30%"/>
+            <w:tcMar>
+              <w:top w:type="dxa" w:w="80"/>
+              <w:left w:type="dxa" w:w="100"/>
+              <w:bottom w:type="dxa" w:w="80"/>
+              <w:right w:type="dxa" w:w="100"/>
+            </w:tcMar>
+            <w:vAlign w:val="center"/>
+          </w:tcPr>
+          <w:p>
+            <w:r>
+              <w:rPr>
+                <w:b/>
+                <w:bCs/>
+                <w:color w:val="12213B"/>
+                <w:sz w:val="19"/>
+                <w:szCs w:val="19"/>
+              </w:rPr>
+              <w:t xml:space="preserve">Package gốc</w:t>
+            </w:r>
+          </w:p>
+        </w:tc>
+        <w:tc>
+          <w:tcPr>
+            <w:tcW w:type="pct" w:w="70%"/>
+            <w:tcMar>
+              <w:top w:type="dxa" w:w="80"/>
+              <w:left w:type="dxa" w:w="100"/>
+              <w:bottom w:type="dxa" w:w="80"/>
+              <w:right w:type="dxa" w:w="100"/>
+            </w:tcMar>
+            <w:vAlign w:val="center"/>
+          </w:tcPr>
+          <w:p>
+            <w:r>
+              <w:rPr>
+                <w:color w:val="12213B"/>
+                <w:sz w:val="19"/>
+                <w:szCs w:val="19"/>
+              </w:rPr>
+              <w:t xml:space="preserve">vn.edu.hcmute.uteexpress — không đổi tên khi thêm class mới</w:t>
+            </w:r>
+          </w:p>
+        </w:tc>
+      </w:tr>
+      <w:tr>
+        <w:tc>
+          <w:tcPr>
+            <w:tcW w:type="pct" w:w="30%"/>
+            <w:tcMar>
+              <w:top w:type="dxa" w:w="80"/>
+              <w:left w:type="dxa" w:w="100"/>
+              <w:bottom w:type="dxa" w:w="80"/>
+              <w:right w:type="dxa" w:w="100"/>
+            </w:tcMar>
+            <w:vAlign w:val="center"/>
+          </w:tcPr>
+          <w:p>
+            <w:r>
+              <w:rPr>
+                <w:b/>
+                <w:bCs/>
+                <w:color w:val="12213B"/>
+                <w:sz w:val="19"/>
+                <w:szCs w:val="19"/>
+              </w:rPr>
+              <w:t xml:space="preserve">Cổng chạy app</w:t>
+            </w:r>
+          </w:p>
+        </w:tc>
+        <w:tc>
+          <w:tcPr>
+            <w:tcW w:type="pct" w:w="70%"/>
+            <w:tcMar>
+              <w:top w:type="dxa" w:w="80"/>
+              <w:left w:type="dxa" w:w="100"/>
+              <w:bottom w:type="dxa" w:w="80"/>
+              <w:right w:type="dxa" w:w="100"/>
+            </w:tcMar>
+            <w:vAlign w:val="center"/>
+          </w:tcPr>
+          <w:p>
+            <w:r>
+              <w:rPr>
+                <w:color w:val="12213B"/>
+                <w:sz w:val="19"/>
+                <w:szCs w:val="19"/>
+              </w:rPr>
+              <w:t xml:space="preserve">http://localhost:8080 (server.port mặc định trong application.properties)</w:t>
+            </w:r>
+          </w:p>
+        </w:tc>
+      </w:tr>
+    </w:tbl>
+    <w:p>
+      <w:pPr>
+        <w:spacing w:after="200"/>
+      </w:pPr>
+    </w:p>
+    <w:p>
+      <w:pPr>
+        <w:pStyle w:val="Heading2"/>
+        <w:spacing w:after="120" w:before="260"/>
+      </w:pPr>
+      <w:r>
+        <w:rPr>
+          <w:b/>
+          <w:bCs/>
+          <w:color w:val="1D6F8C"/>
+          <w:sz w:val="24"/>
+          <w:szCs w:val="24"/>
+        </w:rPr>
+        <w:t xml:space="preserve">Cơ sở dữ liệu — mỗi người chạy SQL Server riêng, vẫn đồng bộ được không?</w:t>
+      </w:r>
+    </w:p>
+    <w:p>
+      <w:pPr>
+        <w:spacing w:after="120" w:line="300"/>
+      </w:pPr>
+      <w:r>
+        <w:rPr>
+          <w:color w:val="12213B"/>
+          <w:sz w:val="21"/>
+          <w:szCs w:val="21"/>
+        </w:rPr>
+        <w:t xml:space="preserve">Có, và đây là cách nên làm — KHÔNG cần 1 SQL Server chạy chung qua mạng cho việc code hằng ngày:</w:t>
       </w:r>
     </w:p>
     <w:p>
@@ -327,7 +1054,7 @@
           <w:sz w:val="21"/>
           <w:szCs w:val="21"/>
         </w:rPr>
-        <w:t xml:space="preserve">Guest: xem giới thiệu dịch vụ, bảng giá tham khảo, tra cứu vận đơn theo mã tracking (không cần đăng nhập).</w:t>
+        <w:t xml:space="preserve">Mỗi người cài SQL Server (Express bản miễn phí là đủ) ngay trên máy mình, tạo 1 database rỗng tên uteexpress trong SSMS — giống hệt cách đã làm ở Baitap02 trên lớp.</w:t>
       </w:r>
     </w:p>
     <w:p>
@@ -345,7 +1072,7 @@
           <w:sz w:val="21"/>
           <w:szCs w:val="21"/>
         </w:rPr>
-        <w:t xml:space="preserve">User: người gửi hàng — tạo đơn, quản lý địa chỉ, thanh toán cước, theo dõi đơn realtime, đánh giá dịch vụ.</w:t>
+        <w:t xml:space="preserve">Cái thật sự "dùng chung" không phải là cái database, mà là CẤU TRÚC bảng — nằm trong code (các class Entity như Order.java, AppUser.java) và được đồng bộ qua Git, không qua kết nối mạng.</w:t>
       </w:r>
     </w:p>
     <w:p>
@@ -363,7 +1090,7 @@
           <w:sz w:val="21"/>
           <w:szCs w:val="21"/>
         </w:rPr>
-        <w:t xml:space="preserve">Shipper: nhận đơn theo khu vực, cập nhật trạng thái giao hàng, đẩy vị trí/trạng thái realtime qua WebSocket.</w:t>
+        <w:t xml:space="preserve">spring.jpa.hibernate.ddl-auto=update sẽ tự tạo/cập nhật bảng theo đúng Entity mỗi khi chạy app. Nên khi 1 bạn thêm field mới vào Order.java và push lên, người khác chỉ cần pull code về và chạy app — Hibernate tự thêm cột mới vào database CỦA RIÊNG HỌ, không cần ai chỉnh tay SQL hay đồng bộ dữ liệu.</w:t>
       </w:r>
     </w:p>
     <w:p>
@@ -381,7 +1108,7 @@
           <w:sz w:val="21"/>
           <w:szCs w:val="21"/>
         </w:rPr>
-        <w:t xml:space="preserve">Manager: quản lý đơn hàng toàn hệ thống, phân công Shipper, quản lý bảng giá &amp; khuyến mãi, thống kê.</w:t>
+        <w:t xml:space="preserve">Dữ liệu (data) KHÔNG chia sẻ giữa các máy — mỗi người tự tạo tài khoản/đơn hàng test của riêng mình khi code. Đây là điều bình thường và NÊN như vậy: tránh 3 người cùng sửa 1 database gây khoá bảng, xung đột dữ liệu test, hoặc phải mở SQL Server ra mạng ngoài (rủi ro bảo mật, lại mất công cấu hình firewall/VPN).</w:t>
       </w:r>
     </w:p>
     <w:p>
@@ -399,7 +1126,7 @@
           <w:sz w:val="21"/>
           <w:szCs w:val="21"/>
         </w:rPr>
-        <w:t xml:space="preserve">Admin: quản lý user/phân quyền, cấu hình hệ thống, JWT cho API tra cứu vận đơn công khai.</w:t>
+        <w:t xml:space="preserve">Chỉ cần đến 1 database thật sự chạy chung khi: (a) buổi test tích hợp cả nhóm cùng xem 1 luồng dữ liệu xuyên suốt Guest → User → Shipper → Manager, hoặc (b) buổi demo cuối kỳ. Cách đơn giản nhất cho cả 2 trường hợp: chạy app từ 1 máy duy nhất (máy đã merge code mới nhất từ develop), mọi người cùng xem qua máy đó hoặc share màn hình — không cần setup DB qua mạng.</w:t>
       </w:r>
     </w:p>
     <w:p>
@@ -421,7 +1148,7 @@
           <w:sz w:val="20"/>
           <w:szCs w:val="20"/>
         </w:rPr>
-        <w:t xml:space="preserve">Chức năng chung (đăng ký/đăng nhập/đăng xuất, OTP email, mã hoá mật khẩu BCrypt) do người dựng khung project làm trước ở Tuần 1, cả nhóm build tiếp trên nền đó — tránh 3 project riêng rồi ráp lại.</w:t>
+        <w:t xml:space="preserve">Quan trọng: KHÔNG commit mật khẩu SQL Server thật lên GitHub (repo đang để Public). application.properties trong repo chỉ chứa placeholder CHANGE_ME và luôn được commit như vậy. Mật khẩu thật của từng người đi vào file application-local.properties riêng (copy từ application-local.properties.example, xem SETUP.md) — file này đã nằm trong .gitignore nên không bao giờ lên Git, dù có lỡ git add . cũng không sao.</w:t>
       </w:r>
     </w:p>
     <w:p>
@@ -440,7 +1167,7 @@
           <w:sz w:val="30"/>
           <w:szCs w:val="30"/>
         </w:rPr>
-        <w:t xml:space="preserve">2. Phân công công việc 3 thành viên</w:t>
+        <w:t xml:space="preserve">2. Tổng quan &amp; vai trò hệ thống</w:t>
       </w:r>
     </w:p>
     <w:p>
@@ -453,62 +1180,7 @@
           <w:sz w:val="21"/>
           <w:szCs w:val="21"/>
         </w:rPr>
-        <w:t xml:space="preserve">Mỗi người là "chủ" một cụm vai trò — chịu trách nhiệm code, test và viết phần báo cáo tương ứng. Đặt tên thành viên thật khi seed lại nhóm.</w:t>
-      </w:r>
-    </w:p>
-    <w:p>
-      <w:pPr>
-        <w:pStyle w:val="Heading2"/>
-        <w:spacing w:after="120" w:before="260"/>
-      </w:pPr>
-      <w:r>
-        <w:rPr>
-          <w:b/>
-          <w:bCs/>
-          <w:color w:val="1D6F8C"/>
-          <w:sz w:val="24"/>
-          <w:szCs w:val="24"/>
-        </w:rPr>
-        <w:t xml:space="preserve">Thành viên 1 — Guest + User</w:t>
-      </w:r>
-    </w:p>
-    <w:p>
-      <w:pPr>
-        <w:spacing w:after="100"/>
-      </w:pPr>
-      <w:r>
-        <w:rPr>
-          <w:b/>
-          <w:bCs/>
-          <w:color w:val="12213B"/>
-          <w:sz w:val="20"/>
-          <w:szCs w:val="20"/>
-        </w:rPr>
-        <w:t xml:space="preserve">Nhánh Git: </w:t>
-      </w:r>
-      <w:r>
-        <w:rPr>
-          <w:rFonts w:ascii="Consolas" w:cs="Consolas" w:eastAsia="Consolas" w:hAnsi="Consolas"/>
-          <w:color w:val="B4610E"/>
-          <w:sz w:val="20"/>
-          <w:szCs w:val="20"/>
-        </w:rPr>
-        <w:t xml:space="preserve">feature_Tho  (feature/user-order)</w:t>
-      </w:r>
-    </w:p>
-    <w:p>
-      <w:pPr>
-        <w:spacing w:after="60"/>
-      </w:pPr>
-      <w:r>
-        <w:rPr>
-          <w:b/>
-          <w:bCs/>
-          <w:color w:val="12213B"/>
-          <w:sz w:val="21"/>
-          <w:szCs w:val="21"/>
-        </w:rPr>
-        <w:t xml:space="preserve">Chức năng phụ trách:</w:t>
+        <w:t xml:space="preserve">UTEExpress là nền tảng logistics thuần (kiểu hãng chuyển phát — GHN, GHTK, J&amp;T, Ninja Van), không phải sàn thương mại điện tử. Hệ thống có 5 vai trò theo đúng khung Guest → User → Shipper → Manager → Admin.</w:t>
       </w:r>
     </w:p>
     <w:p>
@@ -526,7 +1198,7 @@
           <w:sz w:val="21"/>
           <w:szCs w:val="21"/>
         </w:rPr>
-        <w:t xml:space="preserve">Trang chủ Guest, bảng giá cước tham khảo theo khu vực/khối lượng</w:t>
+        <w:t xml:space="preserve">Guest: xem giới thiệu dịch vụ, bảng giá tham khảo, tra cứu vận đơn theo mã tracking (không cần đăng nhập).</w:t>
       </w:r>
     </w:p>
     <w:p>
@@ -544,7 +1216,7 @@
           <w:sz w:val="21"/>
           <w:szCs w:val="21"/>
         </w:rPr>
-        <w:t xml:space="preserve">Tra cứu vận đơn theo mã tracking, không cần đăng nhập</w:t>
+        <w:t xml:space="preserve">User: người gửi hàng — tạo đơn, quản lý địa chỉ, thanh toán cước, theo dõi đơn realtime, đánh giá dịch vụ.</w:t>
       </w:r>
     </w:p>
     <w:p>
@@ -562,7 +1234,7 @@
           <w:sz w:val="21"/>
           <w:szCs w:val="21"/>
         </w:rPr>
-        <w:t xml:space="preserve">Tạo đơn gửi hàng: người gửi/nhận, loại hàng, khối lượng, chọn dịch vụ, tự động tính cước</w:t>
+        <w:t xml:space="preserve">Shipper: nhận đơn theo khu vực, cập nhật trạng thái giao hàng, đẩy vị trí/trạng thái realtime qua WebSocket.</w:t>
       </w:r>
     </w:p>
     <w:p>
@@ -580,7 +1252,7 @@
           <w:sz w:val="21"/>
           <w:szCs w:val="21"/>
         </w:rPr>
-        <w:t xml:space="preserve">Quản lý địa chỉ lấy/giao đã lưu, giỏ đơn chờ xác nhận</w:t>
+        <w:t xml:space="preserve">Manager: quản lý đơn hàng toàn hệ thống, phân công Shipper, quản lý bảng giá &amp; khuyến mãi, thống kê.</w:t>
       </w:r>
     </w:p>
     <w:p>
@@ -598,7 +1270,116 @@
           <w:sz w:val="21"/>
           <w:szCs w:val="21"/>
         </w:rPr>
-        <w:t xml:space="preserve">Thanh toán cước: COD / VNPay / Momo</w:t>
+        <w:t xml:space="preserve">Admin: quản lý user/phân quyền, cấu hình hệ thống, JWT cho API tra cứu vận đơn công khai.</w:t>
+      </w:r>
+    </w:p>
+    <w:p>
+      <w:pPr>
+        <w:pBdr>
+          <w:top w:val="single" w:color="DDE4EB" w:sz="2" w:space="4"/>
+          <w:bottom w:val="single" w:color="DDE4EB" w:sz="2" w:space="4"/>
+          <w:left w:val="single" w:color="B4610E" w:sz="24" w:space="8"/>
+          <w:right w:val="single" w:color="DDE4EB" w:sz="2" w:space="4"/>
+        </w:pBdr>
+        <w:shd w:fill="FBEBD6" w:val="clear"/>
+        <w:spacing w:after="160" w:before="80"/>
+      </w:pPr>
+      <w:r>
+        <w:rPr>
+          <w:i/>
+          <w:iCs/>
+          <w:color w:val="7A480E"/>
+          <w:sz w:val="20"/>
+          <w:szCs w:val="20"/>
+        </w:rPr>
+        <w:t xml:space="preserve">Chức năng chung (đăng ký/đăng nhập/đăng xuất, OTP email, mã hoá mật khẩu BCrypt) do người dựng khung project làm trước ở Tuần 1, cả nhóm build tiếp trên nền đó — tránh 3 project riêng rồi ráp lại.</w:t>
+      </w:r>
+    </w:p>
+    <w:p>
+      <w:pPr>
+        <w:pStyle w:val="Heading1"/>
+        <w:pBdr>
+          <w:bottom w:val="single" w:color="1D6F8C" w:sz="6" w:space="4"/>
+        </w:pBdr>
+        <w:spacing w:after="160" w:before="320"/>
+      </w:pPr>
+      <w:r>
+        <w:rPr>
+          <w:b/>
+          <w:bCs/>
+          <w:color w:val="12213B"/>
+          <w:sz w:val="30"/>
+          <w:szCs w:val="30"/>
+        </w:rPr>
+        <w:t xml:space="preserve">3. Phân công công việc 3 thành viên</w:t>
+      </w:r>
+    </w:p>
+    <w:p>
+      <w:pPr>
+        <w:spacing w:after="120" w:line="300"/>
+      </w:pPr>
+      <w:r>
+        <w:rPr>
+          <w:color w:val="12213B"/>
+          <w:sz w:val="21"/>
+          <w:szCs w:val="21"/>
+        </w:rPr>
+        <w:t xml:space="preserve">Mỗi người là "chủ" một cụm vai trò — chịu trách nhiệm code, test và viết phần báo cáo tương ứng. Đặt tên thành viên thật khi seed lại nhóm.</w:t>
+      </w:r>
+    </w:p>
+    <w:p>
+      <w:pPr>
+        <w:pStyle w:val="Heading2"/>
+        <w:spacing w:after="120" w:before="260"/>
+      </w:pPr>
+      <w:r>
+        <w:rPr>
+          <w:b/>
+          <w:bCs/>
+          <w:color w:val="1D6F8C"/>
+          <w:sz w:val="24"/>
+          <w:szCs w:val="24"/>
+        </w:rPr>
+        <w:t xml:space="preserve">Thành viên 1 — Guest + User</w:t>
+      </w:r>
+    </w:p>
+    <w:p>
+      <w:pPr>
+        <w:spacing w:after="100"/>
+      </w:pPr>
+      <w:r>
+        <w:rPr>
+          <w:b/>
+          <w:bCs/>
+          <w:color w:val="12213B"/>
+          <w:sz w:val="20"/>
+          <w:szCs w:val="20"/>
+        </w:rPr>
+        <w:t xml:space="preserve">Nhánh Git: </w:t>
+      </w:r>
+      <w:r>
+        <w:rPr>
+          <w:rFonts w:ascii="Consolas" w:cs="Consolas" w:eastAsia="Consolas" w:hAnsi="Consolas"/>
+          <w:color w:val="B4610E"/>
+          <w:sz w:val="20"/>
+          <w:szCs w:val="20"/>
+        </w:rPr>
+        <w:t xml:space="preserve">feature_Tho  (feature/user-order)</w:t>
+      </w:r>
+    </w:p>
+    <w:p>
+      <w:pPr>
+        <w:spacing w:after="60"/>
+      </w:pPr>
+      <w:r>
+        <w:rPr>
+          <w:b/>
+          <w:bCs/>
+          <w:color w:val="12213B"/>
+          <w:sz w:val="21"/>
+          <w:szCs w:val="21"/>
+        </w:rPr>
+        <w:t xml:space="preserve">Chức năng phụ trách:</w:t>
       </w:r>
     </w:p>
     <w:p>
@@ -616,7 +1397,7 @@
           <w:sz w:val="21"/>
           <w:szCs w:val="21"/>
         </w:rPr>
-        <w:t xml:space="preserve">Theo dõi đơn theo trạng thái, nhận cập nhật realtime (WebSocket)</w:t>
+        <w:t xml:space="preserve">Trang chủ Guest, bảng giá cước tham khảo theo khu vực/khối lượng</w:t>
       </w:r>
     </w:p>
     <w:p>
@@ -634,111 +1415,7 @@
           <w:sz w:val="21"/>
           <w:szCs w:val="21"/>
         </w:rPr>
-        <w:t xml:space="preserve">Lịch sử đơn có filter, đánh giá dịch vụ, áp mã giảm giá</w:t>
-      </w:r>
-    </w:p>
-    <w:p>
-      <w:pPr>
-        <w:spacing w:after="60" w:before="60"/>
-      </w:pPr>
-      <w:r>
-        <w:rPr>
-          <w:b/>
-          <w:bCs/>
-          <w:color w:val="12213B"/>
-          <w:sz w:val="21"/>
-          <w:szCs w:val="21"/>
-        </w:rPr>
-        <w:t xml:space="preserve">Package chính: </w:t>
-      </w:r>
-      <w:r>
-        <w:rPr>
-          <w:rFonts w:ascii="Consolas" w:cs="Consolas" w:eastAsia="Consolas" w:hAnsi="Consolas"/>
-          <w:color w:val="B4610E"/>
-          <w:sz w:val="20"/>
-          <w:szCs w:val="20"/>
-        </w:rPr>
-        <w:t xml:space="preserve">controller.guest, controller.user, service.order, dto.order.*</w:t>
-      </w:r>
-    </w:p>
-    <w:p>
-      <w:pPr>
-        <w:spacing w:after="200"/>
-      </w:pPr>
-      <w:r>
-        <w:rPr>
-          <w:b/>
-          <w:bCs/>
-          <w:color w:val="12213B"/>
-          <w:sz w:val="20"/>
-          <w:szCs w:val="20"/>
-        </w:rPr>
-        <w:t xml:space="preserve">Báo cáo phụ trách: </w:t>
-      </w:r>
-      <w:r>
-        <w:rPr>
-          <w:i/>
-          <w:iCs/>
-          <w:color w:val="5C6B7F"/>
-          <w:sz w:val="20"/>
-          <w:szCs w:val="20"/>
-        </w:rPr>
-        <w:t xml:space="preserve">Chương "Guest &amp; User" — use case, sequence diagram, kết quả kiểm thử</w:t>
-      </w:r>
-    </w:p>
-    <w:p>
-      <w:pPr>
-        <w:pStyle w:val="Heading2"/>
-        <w:spacing w:after="120" w:before="260"/>
-      </w:pPr>
-      <w:r>
-        <w:rPr>
-          <w:b/>
-          <w:bCs/>
-          <w:color w:val="1D6F8C"/>
-          <w:sz w:val="24"/>
-          <w:szCs w:val="24"/>
-        </w:rPr>
-        <w:t xml:space="preserve">Thành viên 2 — Shipper</w:t>
-      </w:r>
-    </w:p>
-    <w:p>
-      <w:pPr>
-        <w:spacing w:after="100"/>
-      </w:pPr>
-      <w:r>
-        <w:rPr>
-          <w:b/>
-          <w:bCs/>
-          <w:color w:val="12213B"/>
-          <w:sz w:val="20"/>
-          <w:szCs w:val="20"/>
-        </w:rPr>
-        <w:t xml:space="preserve">Nhánh Git: </w:t>
-      </w:r>
-      <w:r>
-        <w:rPr>
-          <w:rFonts w:ascii="Consolas" w:cs="Consolas" w:eastAsia="Consolas" w:hAnsi="Consolas"/>
-          <w:color w:val="B4610E"/>
-          <w:sz w:val="20"/>
-          <w:szCs w:val="20"/>
-        </w:rPr>
-        <w:t xml:space="preserve">feature_Tai  (feature/shipper-tracking)</w:t>
-      </w:r>
-    </w:p>
-    <w:p>
-      <w:pPr>
-        <w:spacing w:after="60"/>
-      </w:pPr>
-      <w:r>
-        <w:rPr>
-          <w:b/>
-          <w:bCs/>
-          <w:color w:val="12213B"/>
-          <w:sz w:val="21"/>
-          <w:szCs w:val="21"/>
-        </w:rPr>
-        <w:t xml:space="preserve">Chức năng phụ trách:</w:t>
+        <w:t xml:space="preserve">Tra cứu vận đơn theo mã tracking, không cần đăng nhập</w:t>
       </w:r>
     </w:p>
     <w:p>
@@ -756,7 +1433,7 @@
           <w:sz w:val="21"/>
           <w:szCs w:val="21"/>
         </w:rPr>
-        <w:t xml:space="preserve">Nhận danh sách đơn được phân công theo khu vực/tuyến giao</w:t>
+        <w:t xml:space="preserve">Tạo đơn gửi hàng: người gửi/nhận, loại hàng, khối lượng, chọn dịch vụ, tự động tính cước</w:t>
       </w:r>
     </w:p>
     <w:p>
@@ -774,7 +1451,7 @@
           <w:sz w:val="21"/>
           <w:szCs w:val="21"/>
         </w:rPr>
-        <w:t xml:space="preserve">Xem chi tiết đơn: địa chỉ, thông tin liên hệ, ghi chú giao hàng</w:t>
+        <w:t xml:space="preserve">Quản lý địa chỉ lấy/giao đã lưu, giỏ đơn chờ xác nhận</w:t>
       </w:r>
     </w:p>
     <w:p>
@@ -792,7 +1469,7 @@
           <w:sz w:val="21"/>
           <w:szCs w:val="21"/>
         </w:rPr>
-        <w:t xml:space="preserve">Cập nhật trạng thái: đã lấy → đang giao → thành công/thất bại → hoàn trả</w:t>
+        <w:t xml:space="preserve">Thanh toán cước: COD / VNPay / Momo</w:t>
       </w:r>
     </w:p>
     <w:p>
@@ -810,7 +1487,7 @@
           <w:sz w:val="21"/>
           <w:szCs w:val="21"/>
         </w:rPr>
-        <w:t xml:space="preserve">Upload ảnh/chữ ký xác nhận giao hàng thành công</w:t>
+        <w:t xml:space="preserve">Theo dõi đơn theo trạng thái, nhận cập nhật realtime (WebSocket)</w:t>
       </w:r>
     </w:p>
     <w:p>
@@ -828,7 +1505,111 @@
           <w:sz w:val="21"/>
           <w:szCs w:val="21"/>
         </w:rPr>
-        <w:t xml:space="preserve">Đẩy vị trí/trạng thái realtime qua WebSocket để User theo dõi</w:t>
+        <w:t xml:space="preserve">Lịch sử đơn có filter, đánh giá dịch vụ, áp mã giảm giá</w:t>
+      </w:r>
+    </w:p>
+    <w:p>
+      <w:pPr>
+        <w:spacing w:after="60" w:before="60"/>
+      </w:pPr>
+      <w:r>
+        <w:rPr>
+          <w:b/>
+          <w:bCs/>
+          <w:color w:val="12213B"/>
+          <w:sz w:val="21"/>
+          <w:szCs w:val="21"/>
+        </w:rPr>
+        <w:t xml:space="preserve">Package chính: </w:t>
+      </w:r>
+      <w:r>
+        <w:rPr>
+          <w:rFonts w:ascii="Consolas" w:cs="Consolas" w:eastAsia="Consolas" w:hAnsi="Consolas"/>
+          <w:color w:val="B4610E"/>
+          <w:sz w:val="20"/>
+          <w:szCs w:val="20"/>
+        </w:rPr>
+        <w:t xml:space="preserve">controller.guest, controller.user, service.order, dto.order.*</w:t>
+      </w:r>
+    </w:p>
+    <w:p>
+      <w:pPr>
+        <w:spacing w:after="200"/>
+      </w:pPr>
+      <w:r>
+        <w:rPr>
+          <w:b/>
+          <w:bCs/>
+          <w:color w:val="12213B"/>
+          <w:sz w:val="20"/>
+          <w:szCs w:val="20"/>
+        </w:rPr>
+        <w:t xml:space="preserve">Báo cáo phụ trách: </w:t>
+      </w:r>
+      <w:r>
+        <w:rPr>
+          <w:i/>
+          <w:iCs/>
+          <w:color w:val="5C6B7F"/>
+          <w:sz w:val="20"/>
+          <w:szCs w:val="20"/>
+        </w:rPr>
+        <w:t xml:space="preserve">Chương "Guest &amp; User" — use case, sequence diagram, kết quả kiểm thử</w:t>
+      </w:r>
+    </w:p>
+    <w:p>
+      <w:pPr>
+        <w:pStyle w:val="Heading2"/>
+        <w:spacing w:after="120" w:before="260"/>
+      </w:pPr>
+      <w:r>
+        <w:rPr>
+          <w:b/>
+          <w:bCs/>
+          <w:color w:val="1D6F8C"/>
+          <w:sz w:val="24"/>
+          <w:szCs w:val="24"/>
+        </w:rPr>
+        <w:t xml:space="preserve">Thành viên 2 — Shipper</w:t>
+      </w:r>
+    </w:p>
+    <w:p>
+      <w:pPr>
+        <w:spacing w:after="100"/>
+      </w:pPr>
+      <w:r>
+        <w:rPr>
+          <w:b/>
+          <w:bCs/>
+          <w:color w:val="12213B"/>
+          <w:sz w:val="20"/>
+          <w:szCs w:val="20"/>
+        </w:rPr>
+        <w:t xml:space="preserve">Nhánh Git: </w:t>
+      </w:r>
+      <w:r>
+        <w:rPr>
+          <w:rFonts w:ascii="Consolas" w:cs="Consolas" w:eastAsia="Consolas" w:hAnsi="Consolas"/>
+          <w:color w:val="B4610E"/>
+          <w:sz w:val="20"/>
+          <w:szCs w:val="20"/>
+        </w:rPr>
+        <w:t xml:space="preserve">feature_Tai  (feature/shipper-tracking)</w:t>
+      </w:r>
+    </w:p>
+    <w:p>
+      <w:pPr>
+        <w:spacing w:after="60"/>
+      </w:pPr>
+      <w:r>
+        <w:rPr>
+          <w:b/>
+          <w:bCs/>
+          <w:color w:val="12213B"/>
+          <w:sz w:val="21"/>
+          <w:szCs w:val="21"/>
+        </w:rPr>
+        <w:t xml:space="preserve">Chức năng phụ trách:</w:t>
       </w:r>
     </w:p>
     <w:p>
@@ -846,111 +1627,7 @@
           <w:sz w:val="21"/>
           <w:szCs w:val="21"/>
         </w:rPr>
-        <w:t xml:space="preserve">Thống kê số đơn đã giao theo ngày/tuần/tháng</w:t>
-      </w:r>
-    </w:p>
-    <w:p>
-      <w:pPr>
-        <w:spacing w:after="60" w:before="60"/>
-      </w:pPr>
-      <w:r>
-        <w:rPr>
-          <w:b/>
-          <w:bCs/>
-          <w:color w:val="12213B"/>
-          <w:sz w:val="21"/>
-          <w:szCs w:val="21"/>
-        </w:rPr>
-        <w:t xml:space="preserve">Package chính: </w:t>
-      </w:r>
-      <w:r>
-        <w:rPr>
-          <w:rFonts w:ascii="Consolas" w:cs="Consolas" w:eastAsia="Consolas" w:hAnsi="Consolas"/>
-          <w:color w:val="B4610E"/>
-          <w:sz w:val="20"/>
-          <w:szCs w:val="20"/>
-        </w:rPr>
-        <w:t xml:space="preserve">controller.shipper, service.tracking, config.WebSocketConfig, websocket.OrderStatusHandler</w:t>
-      </w:r>
-    </w:p>
-    <w:p>
-      <w:pPr>
-        <w:spacing w:after="200"/>
-      </w:pPr>
-      <w:r>
-        <w:rPr>
-          <w:b/>
-          <w:bCs/>
-          <w:color w:val="12213B"/>
-          <w:sz w:val="20"/>
-          <w:szCs w:val="20"/>
-        </w:rPr>
-        <w:t xml:space="preserve">Báo cáo phụ trách: </w:t>
-      </w:r>
-      <w:r>
-        <w:rPr>
-          <w:i/>
-          <w:iCs/>
-          <w:color w:val="5C6B7F"/>
-          <w:sz w:val="20"/>
-          <w:szCs w:val="20"/>
-        </w:rPr>
-        <w:t xml:space="preserve">Chương "Shipper" — luồng cập nhật trạng thái, thiết kế WebSocket (tính năng sáng tạo)</w:t>
-      </w:r>
-    </w:p>
-    <w:p>
-      <w:pPr>
-        <w:pStyle w:val="Heading2"/>
-        <w:spacing w:after="120" w:before="260"/>
-      </w:pPr>
-      <w:r>
-        <w:rPr>
-          <w:b/>
-          <w:bCs/>
-          <w:color w:val="1D6F8C"/>
-          <w:sz w:val="24"/>
-          <w:szCs w:val="24"/>
-        </w:rPr>
-        <w:t xml:space="preserve">Thành viên 3 — Manager + Admin</w:t>
-      </w:r>
-    </w:p>
-    <w:p>
-      <w:pPr>
-        <w:spacing w:after="100"/>
-      </w:pPr>
-      <w:r>
-        <w:rPr>
-          <w:b/>
-          <w:bCs/>
-          <w:color w:val="12213B"/>
-          <w:sz w:val="20"/>
-          <w:szCs w:val="20"/>
-        </w:rPr>
-        <w:t xml:space="preserve">Nhánh Git: </w:t>
-      </w:r>
-      <w:r>
-        <w:rPr>
-          <w:rFonts w:ascii="Consolas" w:cs="Consolas" w:eastAsia="Consolas" w:hAnsi="Consolas"/>
-          <w:color w:val="B4610E"/>
-          <w:sz w:val="20"/>
-          <w:szCs w:val="20"/>
-        </w:rPr>
-        <w:t xml:space="preserve">feature_Thang  (feature/admin-dashboard)</w:t>
-      </w:r>
-    </w:p>
-    <w:p>
-      <w:pPr>
-        <w:spacing w:after="60"/>
-      </w:pPr>
-      <w:r>
-        <w:rPr>
-          <w:b/>
-          <w:bCs/>
-          <w:color w:val="12213B"/>
-          <w:sz w:val="21"/>
-          <w:szCs w:val="21"/>
-        </w:rPr>
-        <w:t xml:space="preserve">Chức năng phụ trách:</w:t>
+        <w:t xml:space="preserve">Nhận danh sách đơn được phân công theo khu vực/tuyến giao</w:t>
       </w:r>
     </w:p>
     <w:p>
@@ -968,7 +1645,7 @@
           <w:sz w:val="21"/>
           <w:szCs w:val="21"/>
         </w:rPr>
-        <w:t xml:space="preserve">Quản lý user: tìm kiếm, khoá/mở tài khoản, phân quyền</w:t>
+        <w:t xml:space="preserve">Xem chi tiết đơn: địa chỉ, thông tin liên hệ, ghi chú giao hàng</w:t>
       </w:r>
     </w:p>
     <w:p>
@@ -986,7 +1663,7 @@
           <w:sz w:val="21"/>
           <w:szCs w:val="21"/>
         </w:rPr>
-        <w:t xml:space="preserve">Quản lý đơn hàng toàn hệ thống, phân công Shipper theo khu vực</w:t>
+        <w:t xml:space="preserve">Cập nhật trạng thái: đã lấy → đang giao → thành công/thất bại → hoàn trả</w:t>
       </w:r>
     </w:p>
     <w:p>
@@ -1004,7 +1681,7 @@
           <w:sz w:val="21"/>
           <w:szCs w:val="21"/>
         </w:rPr>
-        <w:t xml:space="preserve">Quản lý bảng giá cước theo khu vực / khối lượng / loại dịch vụ</w:t>
+        <w:t xml:space="preserve">Upload ảnh/chữ ký xác nhận giao hàng thành công</w:t>
       </w:r>
     </w:p>
     <w:p>
@@ -1022,7 +1699,7 @@
           <w:sz w:val="21"/>
           <w:szCs w:val="21"/>
         </w:rPr>
-        <w:t xml:space="preserve">Quản lý khuyến mãi, mã giảm giá</w:t>
+        <w:t xml:space="preserve">Đẩy vị trí/trạng thái realtime qua WebSocket để User theo dõi</w:t>
       </w:r>
     </w:p>
     <w:p>
@@ -1040,7 +1717,111 @@
           <w:sz w:val="21"/>
           <w:szCs w:val="21"/>
         </w:rPr>
-        <w:t xml:space="preserve">Quản lý khu vực/tuyến giao hàng, nhà vận chuyển liên kết (nếu có)</w:t>
+        <w:t xml:space="preserve">Thống kê số đơn đã giao theo ngày/tuần/tháng</w:t>
+      </w:r>
+    </w:p>
+    <w:p>
+      <w:pPr>
+        <w:spacing w:after="60" w:before="60"/>
+      </w:pPr>
+      <w:r>
+        <w:rPr>
+          <w:b/>
+          <w:bCs/>
+          <w:color w:val="12213B"/>
+          <w:sz w:val="21"/>
+          <w:szCs w:val="21"/>
+        </w:rPr>
+        <w:t xml:space="preserve">Package chính: </w:t>
+      </w:r>
+      <w:r>
+        <w:rPr>
+          <w:rFonts w:ascii="Consolas" w:cs="Consolas" w:eastAsia="Consolas" w:hAnsi="Consolas"/>
+          <w:color w:val="B4610E"/>
+          <w:sz w:val="20"/>
+          <w:szCs w:val="20"/>
+        </w:rPr>
+        <w:t xml:space="preserve">controller.shipper, service.tracking, config.WebSocketConfig, websocket.OrderStatusHandler</w:t>
+      </w:r>
+    </w:p>
+    <w:p>
+      <w:pPr>
+        <w:spacing w:after="200"/>
+      </w:pPr>
+      <w:r>
+        <w:rPr>
+          <w:b/>
+          <w:bCs/>
+          <w:color w:val="12213B"/>
+          <w:sz w:val="20"/>
+          <w:szCs w:val="20"/>
+        </w:rPr>
+        <w:t xml:space="preserve">Báo cáo phụ trách: </w:t>
+      </w:r>
+      <w:r>
+        <w:rPr>
+          <w:i/>
+          <w:iCs/>
+          <w:color w:val="5C6B7F"/>
+          <w:sz w:val="20"/>
+          <w:szCs w:val="20"/>
+        </w:rPr>
+        <w:t xml:space="preserve">Chương "Shipper" — luồng cập nhật trạng thái, thiết kế WebSocket (tính năng sáng tạo)</w:t>
+      </w:r>
+    </w:p>
+    <w:p>
+      <w:pPr>
+        <w:pStyle w:val="Heading2"/>
+        <w:spacing w:after="120" w:before="260"/>
+      </w:pPr>
+      <w:r>
+        <w:rPr>
+          <w:b/>
+          <w:bCs/>
+          <w:color w:val="1D6F8C"/>
+          <w:sz w:val="24"/>
+          <w:szCs w:val="24"/>
+        </w:rPr>
+        <w:t xml:space="preserve">Thành viên 3 — Manager + Admin</w:t>
+      </w:r>
+    </w:p>
+    <w:p>
+      <w:pPr>
+        <w:spacing w:after="100"/>
+      </w:pPr>
+      <w:r>
+        <w:rPr>
+          <w:b/>
+          <w:bCs/>
+          <w:color w:val="12213B"/>
+          <w:sz w:val="20"/>
+          <w:szCs w:val="20"/>
+        </w:rPr>
+        <w:t xml:space="preserve">Nhánh Git: </w:t>
+      </w:r>
+      <w:r>
+        <w:rPr>
+          <w:rFonts w:ascii="Consolas" w:cs="Consolas" w:eastAsia="Consolas" w:hAnsi="Consolas"/>
+          <w:color w:val="B4610E"/>
+          <w:sz w:val="20"/>
+          <w:szCs w:val="20"/>
+        </w:rPr>
+        <w:t xml:space="preserve">feature_Thang  (feature/admin-dashboard)</w:t>
+      </w:r>
+    </w:p>
+    <w:p>
+      <w:pPr>
+        <w:spacing w:after="60"/>
+      </w:pPr>
+      <w:r>
+        <w:rPr>
+          <w:b/>
+          <w:bCs/>
+          <w:color w:val="12213B"/>
+          <w:sz w:val="21"/>
+          <w:szCs w:val="21"/>
+        </w:rPr>
+        <w:t xml:space="preserve">Chức năng phụ trách:</w:t>
       </w:r>
     </w:p>
     <w:p>
@@ -1058,7 +1839,7 @@
           <w:sz w:val="21"/>
           <w:szCs w:val="21"/>
         </w:rPr>
-        <w:t xml:space="preserve">Thống kê doanh thu, số đơn, tỉ lệ giao thành công/hoàn trả (biểu đồ)</w:t>
+        <w:t xml:space="preserve">Quản lý user: tìm kiếm, khoá/mở tài khoản, phân quyền</w:t>
       </w:r>
     </w:p>
     <w:p>
@@ -1076,6 +1857,96 @@
           <w:sz w:val="21"/>
           <w:szCs w:val="21"/>
         </w:rPr>
+        <w:t xml:space="preserve">Quản lý đơn hàng toàn hệ thống, phân công Shipper theo khu vực</w:t>
+      </w:r>
+    </w:p>
+    <w:p>
+      <w:pPr>
+        <w:pStyle w:val="ListParagraph"/>
+        <w:numPr>
+          <w:ilvl w:val="0"/>
+          <w:numId w:val="2"/>
+        </w:numPr>
+        <w:spacing w:after="80"/>
+      </w:pPr>
+      <w:r>
+        <w:rPr>
+          <w:color w:val="12213B"/>
+          <w:sz w:val="21"/>
+          <w:szCs w:val="21"/>
+        </w:rPr>
+        <w:t xml:space="preserve">Quản lý bảng giá cước theo khu vực / khối lượng / loại dịch vụ</w:t>
+      </w:r>
+    </w:p>
+    <w:p>
+      <w:pPr>
+        <w:pStyle w:val="ListParagraph"/>
+        <w:numPr>
+          <w:ilvl w:val="0"/>
+          <w:numId w:val="2"/>
+        </w:numPr>
+        <w:spacing w:after="80"/>
+      </w:pPr>
+      <w:r>
+        <w:rPr>
+          <w:color w:val="12213B"/>
+          <w:sz w:val="21"/>
+          <w:szCs w:val="21"/>
+        </w:rPr>
+        <w:t xml:space="preserve">Quản lý khuyến mãi, mã giảm giá</w:t>
+      </w:r>
+    </w:p>
+    <w:p>
+      <w:pPr>
+        <w:pStyle w:val="ListParagraph"/>
+        <w:numPr>
+          <w:ilvl w:val="0"/>
+          <w:numId w:val="2"/>
+        </w:numPr>
+        <w:spacing w:after="80"/>
+      </w:pPr>
+      <w:r>
+        <w:rPr>
+          <w:color w:val="12213B"/>
+          <w:sz w:val="21"/>
+          <w:szCs w:val="21"/>
+        </w:rPr>
+        <w:t xml:space="preserve">Quản lý khu vực/tuyến giao hàng, nhà vận chuyển liên kết (nếu có)</w:t>
+      </w:r>
+    </w:p>
+    <w:p>
+      <w:pPr>
+        <w:pStyle w:val="ListParagraph"/>
+        <w:numPr>
+          <w:ilvl w:val="0"/>
+          <w:numId w:val="2"/>
+        </w:numPr>
+        <w:spacing w:after="80"/>
+      </w:pPr>
+      <w:r>
+        <w:rPr>
+          <w:color w:val="12213B"/>
+          <w:sz w:val="21"/>
+          <w:szCs w:val="21"/>
+        </w:rPr>
+        <w:t xml:space="preserve">Thống kê doanh thu, số đơn, tỉ lệ giao thành công/hoàn trả (biểu đồ)</w:t>
+      </w:r>
+    </w:p>
+    <w:p>
+      <w:pPr>
+        <w:pStyle w:val="ListParagraph"/>
+        <w:numPr>
+          <w:ilvl w:val="0"/>
+          <w:numId w:val="2"/>
+        </w:numPr>
+        <w:spacing w:after="80"/>
+      </w:pPr>
+      <w:r>
+        <w:rPr>
+          <w:color w:val="12213B"/>
+          <w:sz w:val="21"/>
+          <w:szCs w:val="21"/>
+        </w:rPr>
         <w:t xml:space="preserve">Cấu hình hệ thống, JWT cho API tra cứu vận đơn công khai</w:t>
       </w:r>
     </w:p>
@@ -1144,7 +2015,7 @@
           <w:sz w:val="30"/>
           <w:szCs w:val="30"/>
         </w:rPr>
-        <w:t xml:space="preserve">3. Timeline theo tuần</w:t>
+        <w:t xml:space="preserve">4. Timeline theo tuần</w:t>
       </w:r>
     </w:p>
     <w:p>
@@ -1960,7 +2831,7 @@
           <w:sz w:val="30"/>
           <w:szCs w:val="30"/>
         </w:rPr>
-        <w:t xml:space="preserve">4. Quy tắc đặt tên &amp; Clean Code</w:t>
+        <w:t xml:space="preserve">5. Quy tắc đặt tên &amp; Clean Code</w:t>
       </w:r>
     </w:p>
     <w:p>
@@ -3533,7 +4404,7 @@
           <w:sz w:val="30"/>
           <w:szCs w:val="30"/>
         </w:rPr>
-        <w:t xml:space="preserve">5. Quy trình Git/GitHub cho nhóm</w:t>
+        <w:t xml:space="preserve">6. Quy chuẩn Cơ sở dữ liệu dùng chung</w:t>
       </w:r>
     </w:p>
     <w:p>
@@ -3546,70 +4417,1113 @@
           <w:sz w:val="21"/>
           <w:szCs w:val="21"/>
         </w:rPr>
-        <w:t xml:space="preserve">Repo tho03072006-bot/UTEExpress-Logistics đã tạo sẵn (main + README + .gitignore). Mô hình nhánh: main (ổn định, chỉ merge trước demo) ← develop (tích hợp chung hàng ngày) ← feature_... (mỗi người 1 nhánh riêng).</w:t>
-      </w:r>
-    </w:p>
-    <w:p>
-      <w:pPr>
-        <w:spacing w:after="60" w:before="160"/>
+        <w:t xml:space="preserve">Mỗi người chạy 1 SQL Server + 1 database riêng trên máy mình (lý do xem mục 1). Phần "dùng chung" nằm ở chỗ cả 3 người phải tuân đúng bộ quy chuẩn dưới đây, để schema trên 3 máy luôn tương thích nhau khi merge code — tránh tình trạng code người này chạy được nhưng vỡ ở máy người khác vì lệch tên cột/kiểu dữ liệu.</w:t>
+      </w:r>
+    </w:p>
+    <w:p>
+      <w:pPr>
+        <w:pStyle w:val="Heading2"/>
+        <w:spacing w:after="120" w:before="260"/>
       </w:pPr>
       <w:r>
         <w:rPr>
           <w:b/>
           <w:bCs/>
           <w:color w:val="1D6F8C"/>
-          <w:sz w:val="21"/>
-          <w:szCs w:val="21"/>
-        </w:rPr>
-        <w:t xml:space="preserve">Bước 1. </w:t>
-      </w:r>
-      <w:r>
-        <w:rPr>
-          <w:b/>
-          <w:bCs/>
-          <w:color w:val="12213B"/>
-          <w:sz w:val="21"/>
-          <w:szCs w:val="21"/>
-        </w:rPr>
-        <w:t xml:space="preserve">Mời 2 bạn còn lại vào repo</w:t>
-      </w:r>
-    </w:p>
-    <w:p>
-      <w:pPr>
-        <w:spacing w:after="120" w:line="300"/>
-      </w:pPr>
-      <w:r>
-        <w:rPr>
-          <w:color w:val="12213B"/>
-          <w:sz w:val="21"/>
-          <w:szCs w:val="21"/>
-        </w:rPr>
-        <w:t xml:space="preserve">Settings → Collaborators and teams → Add people, nhập username/email GitHub của 2 bạn. Mỗi bạn bấm Accept invitation — thiếu bước này sẽ không push được vào repo.</w:t>
-      </w:r>
-    </w:p>
-    <w:p>
-      <w:pPr>
-        <w:spacing w:after="60" w:before="160"/>
+          <w:sz w:val="24"/>
+          <w:szCs w:val="24"/>
+        </w:rPr>
+        <w:t xml:space="preserve">Kết nối &amp; môi trường — giống hệt nhau trên cả 3 máy</w:t>
+      </w:r>
+    </w:p>
+    <w:tbl>
+      <w:tblPr>
+        <w:tblW w:type="pct" w:w="100%"/>
+        <w:tblBorders>
+          <w:top w:val="single" w:color="DDE4EB" w:sz="2"/>
+          <w:left w:val="single" w:color="DDE4EB" w:sz="2"/>
+          <w:bottom w:val="single" w:color="DDE4EB" w:sz="2"/>
+          <w:right w:val="single" w:color="DDE4EB" w:sz="2"/>
+          <w:insideH w:val="single" w:color="auto" w:sz="4"/>
+          <w:insideV w:val="single" w:color="auto" w:sz="4"/>
+        </w:tblBorders>
+      </w:tblPr>
+      <w:tblGrid>
+        <w:gridCol w:w="2520"/>
+        <w:gridCol w:w="6480"/>
+      </w:tblGrid>
+      <w:tr>
+        <w:tc>
+          <w:tcPr>
+            <w:tcW w:type="pct" w:w="28%"/>
+            <w:shd w:fill="EAEFF4" w:val="clear"/>
+            <w:tcMar>
+              <w:top w:type="dxa" w:w="80"/>
+              <w:left w:type="dxa" w:w="100"/>
+              <w:bottom w:type="dxa" w:w="80"/>
+              <w:right w:type="dxa" w:w="100"/>
+            </w:tcMar>
+            <w:vAlign w:val="center"/>
+          </w:tcPr>
+          <w:p>
+            <w:r>
+              <w:rPr>
+                <w:b/>
+                <w:bCs/>
+                <w:color w:val="5C6B7F"/>
+                <w:sz w:val="19"/>
+                <w:szCs w:val="19"/>
+              </w:rPr>
+              <w:t xml:space="preserve">Mục</w:t>
+            </w:r>
+          </w:p>
+        </w:tc>
+        <w:tc>
+          <w:tcPr>
+            <w:tcW w:type="pct" w:w="72%"/>
+            <w:shd w:fill="EAEFF4" w:val="clear"/>
+            <w:tcMar>
+              <w:top w:type="dxa" w:w="80"/>
+              <w:left w:type="dxa" w:w="100"/>
+              <w:bottom w:type="dxa" w:w="80"/>
+              <w:right w:type="dxa" w:w="100"/>
+            </w:tcMar>
+            <w:vAlign w:val="center"/>
+          </w:tcPr>
+          <w:p>
+            <w:r>
+              <w:rPr>
+                <w:b/>
+                <w:bCs/>
+                <w:color w:val="5C6B7F"/>
+                <w:sz w:val="19"/>
+                <w:szCs w:val="19"/>
+              </w:rPr>
+              <w:t xml:space="preserve">Giá trị chuẩn</w:t>
+            </w:r>
+          </w:p>
+        </w:tc>
+      </w:tr>
+      <w:tr>
+        <w:tc>
+          <w:tcPr>
+            <w:tcW w:type="pct" w:w="28%"/>
+            <w:tcMar>
+              <w:top w:type="dxa" w:w="80"/>
+              <w:left w:type="dxa" w:w="100"/>
+              <w:bottom w:type="dxa" w:w="80"/>
+              <w:right w:type="dxa" w:w="100"/>
+            </w:tcMar>
+            <w:vAlign w:val="center"/>
+          </w:tcPr>
+          <w:p>
+            <w:r>
+              <w:rPr>
+                <w:b/>
+                <w:bCs/>
+                <w:color w:val="12213B"/>
+                <w:sz w:val="19"/>
+                <w:szCs w:val="19"/>
+              </w:rPr>
+              <w:t xml:space="preserve">Tên database</w:t>
+            </w:r>
+          </w:p>
+        </w:tc>
+        <w:tc>
+          <w:tcPr>
+            <w:tcW w:type="pct" w:w="72%"/>
+            <w:tcMar>
+              <w:top w:type="dxa" w:w="80"/>
+              <w:left w:type="dxa" w:w="100"/>
+              <w:bottom w:type="dxa" w:w="80"/>
+              <w:right w:type="dxa" w:w="100"/>
+            </w:tcMar>
+            <w:vAlign w:val="center"/>
+          </w:tcPr>
+          <w:p>
+            <w:r>
+              <w:rPr>
+                <w:rFonts w:ascii="Consolas" w:cs="Consolas" w:eastAsia="Consolas" w:hAnsi="Consolas"/>
+                <w:color w:val="B4610E"/>
+                <w:sz w:val="18"/>
+                <w:szCs w:val="18"/>
+              </w:rPr>
+              <w:t xml:space="preserve">uteexpress (chữ thường, không dấu, không đổi tên khác nhau giữa các máy)</w:t>
+            </w:r>
+          </w:p>
+        </w:tc>
+      </w:tr>
+      <w:tr>
+        <w:tc>
+          <w:tcPr>
+            <w:tcW w:type="pct" w:w="28%"/>
+            <w:tcMar>
+              <w:top w:type="dxa" w:w="80"/>
+              <w:left w:type="dxa" w:w="100"/>
+              <w:bottom w:type="dxa" w:w="80"/>
+              <w:right w:type="dxa" w:w="100"/>
+            </w:tcMar>
+            <w:vAlign w:val="center"/>
+          </w:tcPr>
+          <w:p>
+            <w:r>
+              <w:rPr>
+                <w:b/>
+                <w:bCs/>
+                <w:color w:val="12213B"/>
+                <w:sz w:val="19"/>
+                <w:szCs w:val="19"/>
+              </w:rPr>
+              <w:t xml:space="preserve">Host / port</w:t>
+            </w:r>
+          </w:p>
+        </w:tc>
+        <w:tc>
+          <w:tcPr>
+            <w:tcW w:type="pct" w:w="72%"/>
+            <w:tcMar>
+              <w:top w:type="dxa" w:w="80"/>
+              <w:left w:type="dxa" w:w="100"/>
+              <w:bottom w:type="dxa" w:w="80"/>
+              <w:right w:type="dxa" w:w="100"/>
+            </w:tcMar>
+            <w:vAlign w:val="center"/>
+          </w:tcPr>
+          <w:p>
+            <w:r>
+              <w:rPr>
+                <w:rFonts w:ascii="Consolas" w:cs="Consolas" w:eastAsia="Consolas" w:hAnsi="Consolas"/>
+                <w:color w:val="B4610E"/>
+                <w:sz w:val="18"/>
+                <w:szCs w:val="18"/>
+              </w:rPr>
+              <w:t xml:space="preserve">localhost:1433 (SQL Server cài local, không kết nối máy khác qua mạng)</w:t>
+            </w:r>
+          </w:p>
+        </w:tc>
+      </w:tr>
+      <w:tr>
+        <w:tc>
+          <w:tcPr>
+            <w:tcW w:type="pct" w:w="28%"/>
+            <w:tcMar>
+              <w:top w:type="dxa" w:w="80"/>
+              <w:left w:type="dxa" w:w="100"/>
+              <w:bottom w:type="dxa" w:w="80"/>
+              <w:right w:type="dxa" w:w="100"/>
+            </w:tcMar>
+            <w:vAlign w:val="center"/>
+          </w:tcPr>
+          <w:p>
+            <w:r>
+              <w:rPr>
+                <w:b/>
+                <w:bCs/>
+                <w:color w:val="12213B"/>
+                <w:sz w:val="19"/>
+                <w:szCs w:val="19"/>
+              </w:rPr>
+              <w:t xml:space="preserve">Connection string chuẩn</w:t>
+            </w:r>
+          </w:p>
+        </w:tc>
+        <w:tc>
+          <w:tcPr>
+            <w:tcW w:type="pct" w:w="72%"/>
+            <w:tcMar>
+              <w:top w:type="dxa" w:w="80"/>
+              <w:left w:type="dxa" w:w="100"/>
+              <w:bottom w:type="dxa" w:w="80"/>
+              <w:right w:type="dxa" w:w="100"/>
+            </w:tcMar>
+            <w:vAlign w:val="center"/>
+          </w:tcPr>
+          <w:p>
+            <w:r>
+              <w:rPr>
+                <w:rFonts w:ascii="Consolas" w:cs="Consolas" w:eastAsia="Consolas" w:hAnsi="Consolas"/>
+                <w:color w:val="B4610E"/>
+                <w:sz w:val="18"/>
+                <w:szCs w:val="18"/>
+              </w:rPr>
+              <w:t xml:space="preserve">jdbc:sqlserver://localhost:1433;databaseName=uteexpress;encrypt=false;trustServerCertificate=true</w:t>
+            </w:r>
+          </w:p>
+        </w:tc>
+      </w:tr>
+      <w:tr>
+        <w:tc>
+          <w:tcPr>
+            <w:tcW w:type="pct" w:w="28%"/>
+            <w:tcMar>
+              <w:top w:type="dxa" w:w="80"/>
+              <w:left w:type="dxa" w:w="100"/>
+              <w:bottom w:type="dxa" w:w="80"/>
+              <w:right w:type="dxa" w:w="100"/>
+            </w:tcMar>
+            <w:vAlign w:val="center"/>
+          </w:tcPr>
+          <w:p>
+            <w:r>
+              <w:rPr>
+                <w:b/>
+                <w:bCs/>
+                <w:color w:val="12213B"/>
+                <w:sz w:val="19"/>
+                <w:szCs w:val="19"/>
+              </w:rPr>
+              <w:t xml:space="preserve">Tài khoản đăng nhập</w:t>
+            </w:r>
+          </w:p>
+        </w:tc>
+        <w:tc>
+          <w:tcPr>
+            <w:tcW w:type="pct" w:w="72%"/>
+            <w:tcMar>
+              <w:top w:type="dxa" w:w="80"/>
+              <w:left w:type="dxa" w:w="100"/>
+              <w:bottom w:type="dxa" w:w="80"/>
+              <w:right w:type="dxa" w:w="100"/>
+            </w:tcMar>
+            <w:vAlign w:val="center"/>
+          </w:tcPr>
+          <w:p>
+            <w:r>
+              <w:rPr>
+                <w:rFonts w:ascii="Consolas" w:cs="Consolas" w:eastAsia="Consolas" w:hAnsi="Consolas"/>
+                <w:color w:val="B4610E"/>
+                <w:sz w:val="18"/>
+                <w:szCs w:val="18"/>
+              </w:rPr>
+              <w:t xml:space="preserve">sa (hoặc user riêng bạn tạo) — mật khẩu thật để trong application-local.properties, không sửa application.properties</w:t>
+            </w:r>
+          </w:p>
+        </w:tc>
+      </w:tr>
+      <w:tr>
+        <w:tc>
+          <w:tcPr>
+            <w:tcW w:type="pct" w:w="28%"/>
+            <w:tcMar>
+              <w:top w:type="dxa" w:w="80"/>
+              <w:left w:type="dxa" w:w="100"/>
+              <w:bottom w:type="dxa" w:w="80"/>
+              <w:right w:type="dxa" w:w="100"/>
+            </w:tcMar>
+            <w:vAlign w:val="center"/>
+          </w:tcPr>
+          <w:p>
+            <w:r>
+              <w:rPr>
+                <w:b/>
+                <w:bCs/>
+                <w:color w:val="12213B"/>
+                <w:sz w:val="19"/>
+                <w:szCs w:val="19"/>
+              </w:rPr>
+              <w:t xml:space="preserve">Chiến lược schema</w:t>
+            </w:r>
+          </w:p>
+        </w:tc>
+        <w:tc>
+          <w:tcPr>
+            <w:tcW w:type="pct" w:w="72%"/>
+            <w:tcMar>
+              <w:top w:type="dxa" w:w="80"/>
+              <w:left w:type="dxa" w:w="100"/>
+              <w:bottom w:type="dxa" w:w="80"/>
+              <w:right w:type="dxa" w:w="100"/>
+            </w:tcMar>
+            <w:vAlign w:val="center"/>
+          </w:tcPr>
+          <w:p>
+            <w:r>
+              <w:rPr>
+                <w:rFonts w:ascii="Consolas" w:cs="Consolas" w:eastAsia="Consolas" w:hAnsi="Consolas"/>
+                <w:color w:val="B4610E"/>
+                <w:sz w:val="18"/>
+                <w:szCs w:val="18"/>
+              </w:rPr>
+              <w:t xml:space="preserve">spring.jpa.hibernate.ddl-auto=update — Hibernate tự tạo/thêm bảng-cột theo Entity, không tự xoá/đổi tên</w:t>
+            </w:r>
+          </w:p>
+        </w:tc>
+      </w:tr>
+    </w:tbl>
+    <w:p>
+      <w:pPr>
+        <w:spacing w:after="200"/>
+      </w:pPr>
+    </w:p>
+    <w:p>
+      <w:pPr>
+        <w:pStyle w:val="Heading2"/>
+        <w:spacing w:after="120" w:before="260"/>
       </w:pPr>
       <w:r>
         <w:rPr>
           <w:b/>
           <w:bCs/>
           <w:color w:val="1D6F8C"/>
-          <w:sz w:val="21"/>
-          <w:szCs w:val="21"/>
-        </w:rPr>
-        <w:t xml:space="preserve">Bước 2. </w:t>
-      </w:r>
+          <w:sz w:val="24"/>
+          <w:szCs w:val="24"/>
+        </w:rPr>
+        <w:t xml:space="preserve">Quy tắc đặt tên schema</w:t>
+      </w:r>
+    </w:p>
+    <w:tbl>
+      <w:tblPr>
+        <w:tblW w:type="pct" w:w="100%"/>
+        <w:tblBorders>
+          <w:top w:val="single" w:color="DDE4EB" w:sz="2"/>
+          <w:left w:val="single" w:color="DDE4EB" w:sz="2"/>
+          <w:bottom w:val="single" w:color="DDE4EB" w:sz="2"/>
+          <w:right w:val="single" w:color="DDE4EB" w:sz="2"/>
+          <w:insideH w:val="single" w:color="auto" w:sz="4"/>
+          <w:insideV w:val="single" w:color="auto" w:sz="4"/>
+        </w:tblBorders>
+      </w:tblPr>
+      <w:tblGrid>
+        <w:gridCol w:w="1980"/>
+        <w:gridCol w:w="4140"/>
+        <w:gridCol w:w="2880"/>
+      </w:tblGrid>
+      <w:tr>
+        <w:tc>
+          <w:tcPr>
+            <w:tcW w:type="pct" w:w="22%"/>
+            <w:shd w:fill="EAEFF4" w:val="clear"/>
+            <w:tcMar>
+              <w:top w:type="dxa" w:w="80"/>
+              <w:left w:type="dxa" w:w="100"/>
+              <w:bottom w:type="dxa" w:w="80"/>
+              <w:right w:type="dxa" w:w="100"/>
+            </w:tcMar>
+            <w:vAlign w:val="center"/>
+          </w:tcPr>
+          <w:p>
+            <w:r>
+              <w:rPr>
+                <w:b/>
+                <w:bCs/>
+                <w:color w:val="5C6B7F"/>
+                <w:sz w:val="19"/>
+                <w:szCs w:val="19"/>
+              </w:rPr>
+              <w:t xml:space="preserve">Đối tượng</w:t>
+            </w:r>
+          </w:p>
+        </w:tc>
+        <w:tc>
+          <w:tcPr>
+            <w:tcW w:type="pct" w:w="46%"/>
+            <w:shd w:fill="EAEFF4" w:val="clear"/>
+            <w:tcMar>
+              <w:top w:type="dxa" w:w="80"/>
+              <w:left w:type="dxa" w:w="100"/>
+              <w:bottom w:type="dxa" w:w="80"/>
+              <w:right w:type="dxa" w:w="100"/>
+            </w:tcMar>
+            <w:vAlign w:val="center"/>
+          </w:tcPr>
+          <w:p>
+            <w:r>
+              <w:rPr>
+                <w:b/>
+                <w:bCs/>
+                <w:color w:val="5C6B7F"/>
+                <w:sz w:val="19"/>
+                <w:szCs w:val="19"/>
+              </w:rPr>
+              <w:t xml:space="preserve">Quy tắc</w:t>
+            </w:r>
+          </w:p>
+        </w:tc>
+        <w:tc>
+          <w:tcPr>
+            <w:tcW w:type="pct" w:w="32%"/>
+            <w:shd w:fill="EAEFF4" w:val="clear"/>
+            <w:tcMar>
+              <w:top w:type="dxa" w:w="80"/>
+              <w:left w:type="dxa" w:w="100"/>
+              <w:bottom w:type="dxa" w:w="80"/>
+              <w:right w:type="dxa" w:w="100"/>
+            </w:tcMar>
+            <w:vAlign w:val="center"/>
+          </w:tcPr>
+          <w:p>
+            <w:r>
+              <w:rPr>
+                <w:b/>
+                <w:bCs/>
+                <w:color w:val="5C6B7F"/>
+                <w:sz w:val="19"/>
+                <w:szCs w:val="19"/>
+              </w:rPr>
+              <w:t xml:space="preserve">Ví dụ</w:t>
+            </w:r>
+          </w:p>
+        </w:tc>
+      </w:tr>
+      <w:tr>
+        <w:tc>
+          <w:tcPr>
+            <w:tcW w:type="pct" w:w="22%"/>
+            <w:tcMar>
+              <w:top w:type="dxa" w:w="80"/>
+              <w:left w:type="dxa" w:w="100"/>
+              <w:bottom w:type="dxa" w:w="80"/>
+              <w:right w:type="dxa" w:w="100"/>
+            </w:tcMar>
+            <w:vAlign w:val="center"/>
+          </w:tcPr>
+          <w:p>
+            <w:r>
+              <w:rPr>
+                <w:b/>
+                <w:bCs/>
+                <w:color w:val="12213B"/>
+                <w:sz w:val="19"/>
+                <w:szCs w:val="19"/>
+              </w:rPr>
+              <w:t xml:space="preserve">Tên bảng</w:t>
+            </w:r>
+          </w:p>
+        </w:tc>
+        <w:tc>
+          <w:tcPr>
+            <w:tcW w:type="pct" w:w="46%"/>
+            <w:tcMar>
+              <w:top w:type="dxa" w:w="80"/>
+              <w:left w:type="dxa" w:w="100"/>
+              <w:bottom w:type="dxa" w:w="80"/>
+              <w:right w:type="dxa" w:w="100"/>
+            </w:tcMar>
+            <w:vAlign w:val="center"/>
+          </w:tcPr>
+          <w:p>
+            <w:r>
+              <w:rPr>
+                <w:color w:val="12213B"/>
+                <w:sz w:val="19"/>
+                <w:szCs w:val="19"/>
+              </w:rPr>
+              <w:t xml:space="preserve">snake_case, danh từ số ít</w:t>
+            </w:r>
+          </w:p>
+        </w:tc>
+        <w:tc>
+          <w:tcPr>
+            <w:tcW w:type="pct" w:w="32%"/>
+            <w:tcMar>
+              <w:top w:type="dxa" w:w="80"/>
+              <w:left w:type="dxa" w:w="100"/>
+              <w:bottom w:type="dxa" w:w="80"/>
+              <w:right w:type="dxa" w:w="100"/>
+            </w:tcMar>
+            <w:vAlign w:val="center"/>
+          </w:tcPr>
+          <w:p>
+            <w:r>
+              <w:rPr>
+                <w:rFonts w:ascii="Consolas" w:cs="Consolas" w:eastAsia="Consolas" w:hAnsi="Consolas"/>
+                <w:color w:val="B4610E"/>
+                <w:sz w:val="17"/>
+                <w:szCs w:val="17"/>
+              </w:rPr>
+              <w:t xml:space="preserve">app_user, shipment_order</w:t>
+            </w:r>
+          </w:p>
+        </w:tc>
+      </w:tr>
+      <w:tr>
+        <w:tc>
+          <w:tcPr>
+            <w:tcW w:type="pct" w:w="22%"/>
+            <w:tcMar>
+              <w:top w:type="dxa" w:w="80"/>
+              <w:left w:type="dxa" w:w="100"/>
+              <w:bottom w:type="dxa" w:w="80"/>
+              <w:right w:type="dxa" w:w="100"/>
+            </w:tcMar>
+            <w:vAlign w:val="center"/>
+          </w:tcPr>
+          <w:p>
+            <w:r>
+              <w:rPr>
+                <w:b/>
+                <w:bCs/>
+                <w:color w:val="12213B"/>
+                <w:sz w:val="19"/>
+                <w:szCs w:val="19"/>
+              </w:rPr>
+              <w:t xml:space="preserve">Tên cột</w:t>
+            </w:r>
+          </w:p>
+        </w:tc>
+        <w:tc>
+          <w:tcPr>
+            <w:tcW w:type="pct" w:w="46%"/>
+            <w:tcMar>
+              <w:top w:type="dxa" w:w="80"/>
+              <w:left w:type="dxa" w:w="100"/>
+              <w:bottom w:type="dxa" w:w="80"/>
+              <w:right w:type="dxa" w:w="100"/>
+            </w:tcMar>
+            <w:vAlign w:val="center"/>
+          </w:tcPr>
+          <w:p>
+            <w:r>
+              <w:rPr>
+                <w:color w:val="12213B"/>
+                <w:sz w:val="19"/>
+                <w:szCs w:val="19"/>
+              </w:rPr>
+              <w:t xml:space="preserve">snake_case, khớp đúng tên field Java (camelCase → snake_case)</w:t>
+            </w:r>
+          </w:p>
+        </w:tc>
+        <w:tc>
+          <w:tcPr>
+            <w:tcW w:type="pct" w:w="32%"/>
+            <w:tcMar>
+              <w:top w:type="dxa" w:w="80"/>
+              <w:left w:type="dxa" w:w="100"/>
+              <w:bottom w:type="dxa" w:w="80"/>
+              <w:right w:type="dxa" w:w="100"/>
+            </w:tcMar>
+            <w:vAlign w:val="center"/>
+          </w:tcPr>
+          <w:p>
+            <w:r>
+              <w:rPr>
+                <w:rFonts w:ascii="Consolas" w:cs="Consolas" w:eastAsia="Consolas" w:hAnsi="Consolas"/>
+                <w:color w:val="B4610E"/>
+                <w:sz w:val="17"/>
+                <w:szCs w:val="17"/>
+              </w:rPr>
+              <w:t xml:space="preserve">full_name, tracking_code, shipping_fee</w:t>
+            </w:r>
+          </w:p>
+        </w:tc>
+      </w:tr>
+      <w:tr>
+        <w:tc>
+          <w:tcPr>
+            <w:tcW w:type="pct" w:w="22%"/>
+            <w:tcMar>
+              <w:top w:type="dxa" w:w="80"/>
+              <w:left w:type="dxa" w:w="100"/>
+              <w:bottom w:type="dxa" w:w="80"/>
+              <w:right w:type="dxa" w:w="100"/>
+            </w:tcMar>
+            <w:vAlign w:val="center"/>
+          </w:tcPr>
+          <w:p>
+            <w:r>
+              <w:rPr>
+                <w:b/>
+                <w:bCs/>
+                <w:color w:val="12213B"/>
+                <w:sz w:val="19"/>
+                <w:szCs w:val="19"/>
+              </w:rPr>
+              <w:t xml:space="preserve">Khoá chính</w:t>
+            </w:r>
+          </w:p>
+        </w:tc>
+        <w:tc>
+          <w:tcPr>
+            <w:tcW w:type="pct" w:w="46%"/>
+            <w:tcMar>
+              <w:top w:type="dxa" w:w="80"/>
+              <w:left w:type="dxa" w:w="100"/>
+              <w:bottom w:type="dxa" w:w="80"/>
+              <w:right w:type="dxa" w:w="100"/>
+            </w:tcMar>
+            <w:vAlign w:val="center"/>
+          </w:tcPr>
+          <w:p>
+            <w:r>
+              <w:rPr>
+                <w:color w:val="12213B"/>
+                <w:sz w:val="19"/>
+                <w:szCs w:val="19"/>
+              </w:rPr>
+              <w:t xml:space="preserve">luôn đặt tên id, kiểu Long, GenerationType.IDENTITY</w:t>
+            </w:r>
+          </w:p>
+        </w:tc>
+        <w:tc>
+          <w:tcPr>
+            <w:tcW w:type="pct" w:w="32%"/>
+            <w:tcMar>
+              <w:top w:type="dxa" w:w="80"/>
+              <w:left w:type="dxa" w:w="100"/>
+              <w:bottom w:type="dxa" w:w="80"/>
+              <w:right w:type="dxa" w:w="100"/>
+            </w:tcMar>
+            <w:vAlign w:val="center"/>
+          </w:tcPr>
+          <w:p>
+            <w:r>
+              <w:rPr>
+                <w:rFonts w:ascii="Consolas" w:cs="Consolas" w:eastAsia="Consolas" w:hAnsi="Consolas"/>
+                <w:color w:val="B4610E"/>
+                <w:sz w:val="17"/>
+                <w:szCs w:val="17"/>
+              </w:rPr>
+              <w:t xml:space="preserve">@Id private Long id;</w:t>
+            </w:r>
+          </w:p>
+        </w:tc>
+      </w:tr>
+      <w:tr>
+        <w:tc>
+          <w:tcPr>
+            <w:tcW w:type="pct" w:w="22%"/>
+            <w:tcMar>
+              <w:top w:type="dxa" w:w="80"/>
+              <w:left w:type="dxa" w:w="100"/>
+              <w:bottom w:type="dxa" w:w="80"/>
+              <w:right w:type="dxa" w:w="100"/>
+            </w:tcMar>
+            <w:vAlign w:val="center"/>
+          </w:tcPr>
+          <w:p>
+            <w:r>
+              <w:rPr>
+                <w:b/>
+                <w:bCs/>
+                <w:color w:val="12213B"/>
+                <w:sz w:val="19"/>
+                <w:szCs w:val="19"/>
+              </w:rPr>
+              <w:t xml:space="preserve">Khoá ngoại</w:t>
+            </w:r>
+          </w:p>
+        </w:tc>
+        <w:tc>
+          <w:tcPr>
+            <w:tcW w:type="pct" w:w="46%"/>
+            <w:tcMar>
+              <w:top w:type="dxa" w:w="80"/>
+              <w:left w:type="dxa" w:w="100"/>
+              <w:bottom w:type="dxa" w:w="80"/>
+              <w:right w:type="dxa" w:w="100"/>
+            </w:tcMar>
+            <w:vAlign w:val="center"/>
+          </w:tcPr>
+          <w:p>
+            <w:r>
+              <w:rPr>
+                <w:color w:val="12213B"/>
+                <w:sz w:val="19"/>
+                <w:szCs w:val="19"/>
+              </w:rPr>
+              <w:t xml:space="preserve">&lt;ten_bang_lien_ket_so_it&gt;_id</w:t>
+            </w:r>
+          </w:p>
+        </w:tc>
+        <w:tc>
+          <w:tcPr>
+            <w:tcW w:type="pct" w:w="32%"/>
+            <w:tcMar>
+              <w:top w:type="dxa" w:w="80"/>
+              <w:left w:type="dxa" w:w="100"/>
+              <w:bottom w:type="dxa" w:w="80"/>
+              <w:right w:type="dxa" w:w="100"/>
+            </w:tcMar>
+            <w:vAlign w:val="center"/>
+          </w:tcPr>
+          <w:p>
+            <w:r>
+              <w:rPr>
+                <w:rFonts w:ascii="Consolas" w:cs="Consolas" w:eastAsia="Consolas" w:hAnsi="Consolas"/>
+                <w:color w:val="B4610E"/>
+                <w:sz w:val="17"/>
+                <w:szCs w:val="17"/>
+              </w:rPr>
+              <w:t xml:space="preserve">sender_id, shipper_id → tham chiếu app_user</w:t>
+            </w:r>
+          </w:p>
+        </w:tc>
+      </w:tr>
+      <w:tr>
+        <w:tc>
+          <w:tcPr>
+            <w:tcW w:type="pct" w:w="22%"/>
+            <w:tcMar>
+              <w:top w:type="dxa" w:w="80"/>
+              <w:left w:type="dxa" w:w="100"/>
+              <w:bottom w:type="dxa" w:w="80"/>
+              <w:right w:type="dxa" w:w="100"/>
+            </w:tcMar>
+            <w:vAlign w:val="center"/>
+          </w:tcPr>
+          <w:p>
+            <w:r>
+              <w:rPr>
+                <w:b/>
+                <w:bCs/>
+                <w:color w:val="12213B"/>
+                <w:sz w:val="19"/>
+                <w:szCs w:val="19"/>
+              </w:rPr>
+              <w:t xml:space="preserve">Enum</w:t>
+            </w:r>
+          </w:p>
+        </w:tc>
+        <w:tc>
+          <w:tcPr>
+            <w:tcW w:type="pct" w:w="46%"/>
+            <w:tcMar>
+              <w:top w:type="dxa" w:w="80"/>
+              <w:left w:type="dxa" w:w="100"/>
+              <w:bottom w:type="dxa" w:w="80"/>
+              <w:right w:type="dxa" w:w="100"/>
+            </w:tcMar>
+            <w:vAlign w:val="center"/>
+          </w:tcPr>
+          <w:p>
+            <w:r>
+              <w:rPr>
+                <w:color w:val="12213B"/>
+                <w:sz w:val="19"/>
+                <w:szCs w:val="19"/>
+              </w:rPr>
+              <w:t xml:space="preserve">luôn @Enumerated(EnumType.STRING) — KHÔNG dùng ORDINAL (số thứ tự vỡ dữ liệu khi thêm giá trị enum mới ở giữa)</w:t>
+            </w:r>
+          </w:p>
+        </w:tc>
+        <w:tc>
+          <w:tcPr>
+            <w:tcW w:type="pct" w:w="32%"/>
+            <w:tcMar>
+              <w:top w:type="dxa" w:w="80"/>
+              <w:left w:type="dxa" w:w="100"/>
+              <w:bottom w:type="dxa" w:w="80"/>
+              <w:right w:type="dxa" w:w="100"/>
+            </w:tcMar>
+            <w:vAlign w:val="center"/>
+          </w:tcPr>
+          <w:p>
+            <w:r>
+              <w:rPr>
+                <w:rFonts w:ascii="Consolas" w:cs="Consolas" w:eastAsia="Consolas" w:hAnsi="Consolas"/>
+                <w:color w:val="B4610E"/>
+                <w:sz w:val="17"/>
+                <w:szCs w:val="17"/>
+              </w:rPr>
+              <w:t xml:space="preserve">role, status, service_type</w:t>
+            </w:r>
+          </w:p>
+        </w:tc>
+      </w:tr>
+      <w:tr>
+        <w:tc>
+          <w:tcPr>
+            <w:tcW w:type="pct" w:w="22%"/>
+            <w:tcMar>
+              <w:top w:type="dxa" w:w="80"/>
+              <w:left w:type="dxa" w:w="100"/>
+              <w:bottom w:type="dxa" w:w="80"/>
+              <w:right w:type="dxa" w:w="100"/>
+            </w:tcMar>
+            <w:vAlign w:val="center"/>
+          </w:tcPr>
+          <w:p>
+            <w:r>
+              <w:rPr>
+                <w:b/>
+                <w:bCs/>
+                <w:color w:val="12213B"/>
+                <w:sz w:val="19"/>
+                <w:szCs w:val="19"/>
+              </w:rPr>
+              <w:t xml:space="preserve">Thời gian</w:t>
+            </w:r>
+          </w:p>
+        </w:tc>
+        <w:tc>
+          <w:tcPr>
+            <w:tcW w:type="pct" w:w="46%"/>
+            <w:tcMar>
+              <w:top w:type="dxa" w:w="80"/>
+              <w:left w:type="dxa" w:w="100"/>
+              <w:bottom w:type="dxa" w:w="80"/>
+              <w:right w:type="dxa" w:w="100"/>
+            </w:tcMar>
+            <w:vAlign w:val="center"/>
+          </w:tcPr>
+          <w:p>
+            <w:r>
+              <w:rPr>
+                <w:color w:val="12213B"/>
+                <w:sz w:val="19"/>
+                <w:szCs w:val="19"/>
+              </w:rPr>
+              <w:t xml:space="preserve">created_at / updated_at, kiểu LocalDateTime, gán giá trị mặc định lúc khởi tạo entity</w:t>
+            </w:r>
+          </w:p>
+        </w:tc>
+        <w:tc>
+          <w:tcPr>
+            <w:tcW w:type="pct" w:w="32%"/>
+            <w:tcMar>
+              <w:top w:type="dxa" w:w="80"/>
+              <w:left w:type="dxa" w:w="100"/>
+              <w:bottom w:type="dxa" w:w="80"/>
+              <w:right w:type="dxa" w:w="100"/>
+            </w:tcMar>
+            <w:vAlign w:val="center"/>
+          </w:tcPr>
+          <w:p>
+            <w:r>
+              <w:rPr>
+                <w:rFonts w:ascii="Consolas" w:cs="Consolas" w:eastAsia="Consolas" w:hAnsi="Consolas"/>
+                <w:color w:val="B4610E"/>
+                <w:sz w:val="17"/>
+                <w:szCs w:val="17"/>
+              </w:rPr>
+              <w:t xml:space="preserve">created_at, updated_at</w:t>
+            </w:r>
+          </w:p>
+        </w:tc>
+      </w:tr>
+      <w:tr>
+        <w:tc>
+          <w:tcPr>
+            <w:tcW w:type="pct" w:w="22%"/>
+            <w:tcMar>
+              <w:top w:type="dxa" w:w="80"/>
+              <w:left w:type="dxa" w:w="100"/>
+              <w:bottom w:type="dxa" w:w="80"/>
+              <w:right w:type="dxa" w:w="100"/>
+            </w:tcMar>
+            <w:vAlign w:val="center"/>
+          </w:tcPr>
+          <w:p>
+            <w:r>
+              <w:rPr>
+                <w:b/>
+                <w:bCs/>
+                <w:color w:val="12213B"/>
+                <w:sz w:val="19"/>
+                <w:szCs w:val="19"/>
+              </w:rPr>
+              <w:t xml:space="preserve">Tiền tệ / cước phí</w:t>
+            </w:r>
+          </w:p>
+        </w:tc>
+        <w:tc>
+          <w:tcPr>
+            <w:tcW w:type="pct" w:w="46%"/>
+            <w:tcMar>
+              <w:top w:type="dxa" w:w="80"/>
+              <w:left w:type="dxa" w:w="100"/>
+              <w:bottom w:type="dxa" w:w="80"/>
+              <w:right w:type="dxa" w:w="100"/>
+            </w:tcMar>
+            <w:vAlign w:val="center"/>
+          </w:tcPr>
+          <w:p>
+            <w:r>
+              <w:rPr>
+                <w:color w:val="12213B"/>
+                <w:sz w:val="19"/>
+                <w:szCs w:val="19"/>
+              </w:rPr>
+              <w:t xml:space="preserve">BigDecimal — KHÔNG dùng double/float (sai số làm tròn khi tính cước)</w:t>
+            </w:r>
+          </w:p>
+        </w:tc>
+        <w:tc>
+          <w:tcPr>
+            <w:tcW w:type="pct" w:w="32%"/>
+            <w:tcMar>
+              <w:top w:type="dxa" w:w="80"/>
+              <w:left w:type="dxa" w:w="100"/>
+              <w:bottom w:type="dxa" w:w="80"/>
+              <w:right w:type="dxa" w:w="100"/>
+            </w:tcMar>
+            <w:vAlign w:val="center"/>
+          </w:tcPr>
+          <w:p>
+            <w:r>
+              <w:rPr>
+                <w:rFonts w:ascii="Consolas" w:cs="Consolas" w:eastAsia="Consolas" w:hAnsi="Consolas"/>
+                <w:color w:val="B4610E"/>
+                <w:sz w:val="17"/>
+                <w:szCs w:val="17"/>
+              </w:rPr>
+              <w:t xml:space="preserve">shipping_fee</w:t>
+            </w:r>
+          </w:p>
+        </w:tc>
+      </w:tr>
+      <w:tr>
+        <w:tc>
+          <w:tcPr>
+            <w:tcW w:type="pct" w:w="22%"/>
+            <w:tcMar>
+              <w:top w:type="dxa" w:w="80"/>
+              <w:left w:type="dxa" w:w="100"/>
+              <w:bottom w:type="dxa" w:w="80"/>
+              <w:right w:type="dxa" w:w="100"/>
+            </w:tcMar>
+            <w:vAlign w:val="center"/>
+          </w:tcPr>
+          <w:p>
+            <w:r>
+              <w:rPr>
+                <w:b/>
+                <w:bCs/>
+                <w:color w:val="12213B"/>
+                <w:sz w:val="19"/>
+                <w:szCs w:val="19"/>
+              </w:rPr>
+              <w:t xml:space="preserve">Boolean</w:t>
+            </w:r>
+          </w:p>
+        </w:tc>
+        <w:tc>
+          <w:tcPr>
+            <w:tcW w:type="pct" w:w="46%"/>
+            <w:tcMar>
+              <w:top w:type="dxa" w:w="80"/>
+              <w:left w:type="dxa" w:w="100"/>
+              <w:bottom w:type="dxa" w:w="80"/>
+              <w:right w:type="dxa" w:w="100"/>
+            </w:tcMar>
+            <w:vAlign w:val="center"/>
+          </w:tcPr>
+          <w:p>
+            <w:r>
+              <w:rPr>
+                <w:color w:val="12213B"/>
+                <w:sz w:val="19"/>
+                <w:szCs w:val="19"/>
+              </w:rPr>
+              <w:t xml:space="preserve">đặt tên tự nhiên, không cần tiền tố is_</w:t>
+            </w:r>
+          </w:p>
+        </w:tc>
+        <w:tc>
+          <w:tcPr>
+            <w:tcW w:type="pct" w:w="32%"/>
+            <w:tcMar>
+              <w:top w:type="dxa" w:w="80"/>
+              <w:left w:type="dxa" w:w="100"/>
+              <w:bottom w:type="dxa" w:w="80"/>
+              <w:right w:type="dxa" w:w="100"/>
+            </w:tcMar>
+            <w:vAlign w:val="center"/>
+          </w:tcPr>
+          <w:p>
+            <w:r>
+              <w:rPr>
+                <w:rFonts w:ascii="Consolas" w:cs="Consolas" w:eastAsia="Consolas" w:hAnsi="Consolas"/>
+                <w:color w:val="B4610E"/>
+                <w:sz w:val="17"/>
+                <w:szCs w:val="17"/>
+              </w:rPr>
+              <w:t xml:space="preserve">enabled (không phải is_enabled)</w:t>
+            </w:r>
+          </w:p>
+        </w:tc>
+      </w:tr>
+      <w:tr>
+        <w:tc>
+          <w:tcPr>
+            <w:tcW w:type="pct" w:w="22%"/>
+            <w:tcMar>
+              <w:top w:type="dxa" w:w="80"/>
+              <w:left w:type="dxa" w:w="100"/>
+              <w:bottom w:type="dxa" w:w="80"/>
+              <w:right w:type="dxa" w:w="100"/>
+            </w:tcMar>
+            <w:vAlign w:val="center"/>
+          </w:tcPr>
+          <w:p>
+            <w:r>
+              <w:rPr>
+                <w:b/>
+                <w:bCs/>
+                <w:color w:val="12213B"/>
+                <w:sz w:val="19"/>
+                <w:szCs w:val="19"/>
+              </w:rPr>
+              <w:t xml:space="preserve">Bảng nối nhiều-nhiều (nếu có)</w:t>
+            </w:r>
+          </w:p>
+        </w:tc>
+        <w:tc>
+          <w:tcPr>
+            <w:tcW w:type="pct" w:w="46%"/>
+            <w:tcMar>
+              <w:top w:type="dxa" w:w="80"/>
+              <w:left w:type="dxa" w:w="100"/>
+              <w:bottom w:type="dxa" w:w="80"/>
+              <w:right w:type="dxa" w:w="100"/>
+            </w:tcMar>
+            <w:vAlign w:val="center"/>
+          </w:tcPr>
+          <w:p>
+            <w:r>
+              <w:rPr>
+                <w:color w:val="12213B"/>
+                <w:sz w:val="19"/>
+                <w:szCs w:val="19"/>
+              </w:rPr>
+              <w:t xml:space="preserve">ghép tên 2 bảng theo thứ tự alphabet, 2 cột khoá ngoại</w:t>
+            </w:r>
+          </w:p>
+        </w:tc>
+        <w:tc>
+          <w:tcPr>
+            <w:tcW w:type="pct" w:w="32%"/>
+            <w:tcMar>
+              <w:top w:type="dxa" w:w="80"/>
+              <w:left w:type="dxa" w:w="100"/>
+              <w:bottom w:type="dxa" w:w="80"/>
+              <w:right w:type="dxa" w:w="100"/>
+            </w:tcMar>
+            <w:vAlign w:val="center"/>
+          </w:tcPr>
+          <w:p>
+            <w:r>
+              <w:rPr>
+                <w:rFonts w:ascii="Consolas" w:cs="Consolas" w:eastAsia="Consolas" w:hAnsi="Consolas"/>
+                <w:color w:val="B4610E"/>
+                <w:sz w:val="17"/>
+                <w:szCs w:val="17"/>
+              </w:rPr>
+              <w:t xml:space="preserve">order_promotion (order_id, promotion_id)</w:t>
+            </w:r>
+          </w:p>
+        </w:tc>
+      </w:tr>
+    </w:tbl>
+    <w:p>
+      <w:pPr>
+        <w:spacing w:after="200"/>
+      </w:pPr>
+    </w:p>
+    <w:p>
+      <w:pPr>
+        <w:pStyle w:val="Heading2"/>
+        <w:spacing w:after="120" w:before="260"/>
+      </w:pPr>
       <w:r>
         <w:rPr>
           <w:b/>
           <w:bCs/>
-          <w:color w:val="12213B"/>
-          <w:sz w:val="21"/>
-          <w:szCs w:val="21"/>
-        </w:rPr>
-        <w:t xml:space="preserve">Cài Git &amp; clone repo về máy (mỗi người 1 lần)</w:t>
+          <w:color w:val="1D6F8C"/>
+          <w:sz w:val="24"/>
+          <w:szCs w:val="24"/>
+        </w:rPr>
+        <w:t xml:space="preserve">Ai được sửa entity nào</w:t>
       </w:r>
     </w:p>
     <w:p>
@@ -3622,7 +5536,144 @@
           <w:sz w:val="21"/>
           <w:szCs w:val="21"/>
         </w:rPr>
-        <w:t xml:space="preserve">Khai báo danh tính rồi clone đúng repo đã có sẵn:</w:t>
+        <w:t xml:space="preserve">Order.java và AppUser.java là 2 entity trung tâm mà cả 3 người đều thao tác — nên KHÔNG ai tự ý thêm/sửa/xoá field trong 2 file này khi chưa báo cả nhóm, dù chỉ đổi 1 dòng. Quy trình bắt buộc: báo trong nhóm chat hoặc mở Issue trên GitHub trước → được đồng ý → mới sửa → nói rõ trong mô tả Pull Request là "có đổi schema" để 2 bạn kia biết cần xoá database local và tạo lại (xem mục dưới).</w:t>
+      </w:r>
+    </w:p>
+    <w:p>
+      <w:pPr>
+        <w:pStyle w:val="ListParagraph"/>
+        <w:numPr>
+          <w:ilvl w:val="0"/>
+          <w:numId w:val="2"/>
+        </w:numPr>
+        <w:spacing w:after="80"/>
+      </w:pPr>
+      <w:r>
+        <w:rPr>
+          <w:color w:val="12213B"/>
+          <w:sz w:val="21"/>
+          <w:szCs w:val="21"/>
+        </w:rPr>
+        <w:t xml:space="preserve">Order.java: TV1 sở hữu các field cơ bản của đơn hàng (người gửi/nhận, cước phí, dịch vụ). TV2 được thêm field liên quan giao hàng (ảnh xác nhận, ghi chú shipper). TV3 chỉ đọc để thống kê, không thêm field mới vào đây.</w:t>
+      </w:r>
+    </w:p>
+    <w:p>
+      <w:pPr>
+        <w:pStyle w:val="ListParagraph"/>
+        <w:numPr>
+          <w:ilvl w:val="0"/>
+          <w:numId w:val="2"/>
+        </w:numPr>
+        <w:spacing w:after="80"/>
+      </w:pPr>
+      <w:r>
+        <w:rPr>
+          <w:color w:val="12213B"/>
+          <w:sz w:val="21"/>
+          <w:szCs w:val="21"/>
+        </w:rPr>
+        <w:t xml:space="preserve">AppUser.java: TV1 sở hữu field cơ bản (username, email, role). TV3 được thêm field liên quan phân quyền/khoá tài khoản khi làm Admin.</w:t>
+      </w:r>
+    </w:p>
+    <w:p>
+      <w:pPr>
+        <w:pStyle w:val="ListParagraph"/>
+        <w:numPr>
+          <w:ilvl w:val="0"/>
+          <w:numId w:val="2"/>
+        </w:numPr>
+        <w:spacing w:after="80"/>
+      </w:pPr>
+      <w:r>
+        <w:rPr>
+          <w:color w:val="12213B"/>
+          <w:sz w:val="21"/>
+          <w:szCs w:val="21"/>
+        </w:rPr>
+        <w:t xml:space="preserve">Entity riêng của từng người (không ai khác đụng vào) thì tự do sửa, không cần báo trước — ví dụ sau này TV2 tự thêm entity DeliveryProof cho riêng phần Shipper.</w:t>
+      </w:r>
+    </w:p>
+    <w:p>
+      <w:pPr>
+        <w:pStyle w:val="Heading2"/>
+        <w:spacing w:after="120" w:before="260"/>
+      </w:pPr>
+      <w:r>
+        <w:rPr>
+          <w:b/>
+          <w:bCs/>
+          <w:color w:val="1D6F8C"/>
+          <w:sz w:val="24"/>
+          <w:szCs w:val="24"/>
+        </w:rPr>
+        <w:t xml:space="preserve">Quy trình thay đổi schema an toàn</w:t>
+      </w:r>
+    </w:p>
+    <w:p>
+      <w:pPr>
+        <w:spacing w:after="120" w:line="300"/>
+      </w:pPr>
+      <w:r>
+        <w:rPr>
+          <w:color w:val="12213B"/>
+          <w:sz w:val="21"/>
+          <w:szCs w:val="21"/>
+        </w:rPr>
+        <w:t xml:space="preserve">ddl-auto=update chỉ biết THÊM bảng/cột mới — không tự xoá cột cũ, không tự đổi tên. Nhớ đúng 3 tình huống sau để tránh database local bị rác hoặc lỗi kiểu dữ liệu:</w:t>
+      </w:r>
+    </w:p>
+    <w:p>
+      <w:pPr>
+        <w:pStyle w:val="ListParagraph"/>
+        <w:numPr>
+          <w:ilvl w:val="0"/>
+          <w:numId w:val="2"/>
+        </w:numPr>
+        <w:spacing w:after="80"/>
+      </w:pPr>
+      <w:r>
+        <w:rPr>
+          <w:color w:val="12213B"/>
+          <w:sz w:val="21"/>
+          <w:szCs w:val="21"/>
+        </w:rPr>
+        <w:t xml:space="preserve">Thêm field mới: chỉ cần thêm vào Entity rồi chạy app — Hibernate tự thêm cột, an toàn 100%, không cần báo trước (trừ khi field đó thuộc entity dùng chung, xem mục trên).</w:t>
+      </w:r>
+    </w:p>
+    <w:p>
+      <w:pPr>
+        <w:pStyle w:val="ListParagraph"/>
+        <w:numPr>
+          <w:ilvl w:val="0"/>
+          <w:numId w:val="2"/>
+        </w:numPr>
+        <w:spacing w:after="80"/>
+      </w:pPr>
+      <w:r>
+        <w:rPr>
+          <w:color w:val="12213B"/>
+          <w:sz w:val="21"/>
+          <w:szCs w:val="21"/>
+        </w:rPr>
+        <w:t xml:space="preserve">Đổi tên field: TUYỆT ĐỐI không đổi tên trực tiếp — Hibernate sẽ tạo cột MỚI theo tên mới, cột cũ nằm lại thành rác vô nghĩa trong database của từng người. Cách làm đúng: báo nhóm trước, đổi tên trong code, mỗi người tự xoá và tạo lại database rỗng trên máy mình rồi chạy lại app (an toàn vì đang giai đoạn dev, dữ liệu test không cần giữ).</w:t>
+      </w:r>
+    </w:p>
+    <w:p>
+      <w:pPr>
+        <w:pStyle w:val="ListParagraph"/>
+        <w:numPr>
+          <w:ilvl w:val="0"/>
+          <w:numId w:val="2"/>
+        </w:numPr>
+        <w:spacing w:after="80"/>
+      </w:pPr>
+      <w:r>
+        <w:rPr>
+          <w:color w:val="12213B"/>
+          <w:sz w:val="21"/>
+          <w:szCs w:val="21"/>
+        </w:rPr>
+        <w:t xml:space="preserve">Xoá field hoặc đổi kiểu dữ liệu (vd Double → BigDecimal): xử lý giống hệt đổi tên — báo nhóm, xoá và tạo lại database local sau khi pull code mới nhất.</w:t>
       </w:r>
     </w:p>
     <w:p>
@@ -3643,7 +5694,7 @@
           <w:sz w:val="18"/>
           <w:szCs w:val="18"/>
         </w:rPr>
-        <w:t xml:space="preserve">git config --global user.name  "Ho Ten"</w:t>
+        <w:t xml:space="preserve">-- Chay trong SSMS (New Query) khi can lam sach database local sau khi doi schema:</w:t>
       </w:r>
       <w:r>
         <w:br/>
@@ -3656,7 +5707,7 @@
           <w:sz w:val="18"/>
           <w:szCs w:val="18"/>
         </w:rPr>
-        <w:t xml:space="preserve">git config --global user.email "email@gmail.com"</w:t>
+        <w:t xml:space="preserve">USE master;</w:t>
       </w:r>
       <w:r>
         <w:br/>
@@ -3669,7 +5720,7 @@
           <w:sz w:val="18"/>
           <w:szCs w:val="18"/>
         </w:rPr>
-        <w:t xml:space="preserve"> </w:t>
+        <w:t xml:space="preserve">DROP DATABASE uteexpress;</w:t>
       </w:r>
       <w:r>
         <w:br/>
@@ -3682,7 +5733,7 @@
           <w:sz w:val="18"/>
           <w:szCs w:val="18"/>
         </w:rPr>
-        <w:t xml:space="preserve">git clone https://github.com/tho03072006-bot/UTEExpress-Logistics.git</w:t>
+        <w:t xml:space="preserve">CREATE DATABASE uteexpress;</w:t>
       </w:r>
       <w:r>
         <w:br/>
@@ -3695,32 +5746,75 @@
           <w:sz w:val="18"/>
           <w:szCs w:val="18"/>
         </w:rPr>
-        <w:t xml:space="preserve">cd UTEExpress-Logistics</w:t>
-      </w:r>
-    </w:p>
-    <w:p>
-      <w:pPr>
-        <w:spacing w:after="60" w:before="160"/>
+        <w:t xml:space="preserve">-- Roi chay lai app Spring Boot, Hibernate se tu tao toan bo bang moi theo Entity moi nhat.</w:t>
+      </w:r>
+    </w:p>
+    <w:p>
+      <w:pPr>
+        <w:pStyle w:val="Heading2"/>
+        <w:spacing w:after="120" w:before="260"/>
       </w:pPr>
       <w:r>
         <w:rPr>
           <w:b/>
           <w:bCs/>
           <w:color w:val="1D6F8C"/>
-          <w:sz w:val="21"/>
-          <w:szCs w:val="21"/>
-        </w:rPr>
-        <w:t xml:space="preserve">Bước 3. </w:t>
-      </w:r>
+          <w:sz w:val="24"/>
+          <w:szCs w:val="24"/>
+        </w:rPr>
+        <w:t xml:space="preserve">Dữ liệu mẫu / test</w:t>
+      </w:r>
+    </w:p>
+    <w:p>
+      <w:pPr>
+        <w:pStyle w:val="ListParagraph"/>
+        <w:numPr>
+          <w:ilvl w:val="0"/>
+          <w:numId w:val="2"/>
+        </w:numPr>
+        <w:spacing w:after="80"/>
+      </w:pPr>
+      <w:r>
+        <w:rPr>
+          <w:color w:val="12213B"/>
+          <w:sz w:val="21"/>
+          <w:szCs w:val="21"/>
+        </w:rPr>
+        <w:t xml:space="preserve">Luôn tạo tài khoản/đơn hàng test qua giao diện thật của app (form đăng ký, form tạo đơn) — không insert thẳng bằng câu lệnh SQL tay, vì như vậy mật khẩu sẽ không được mã hoá BCrypt đúng cách và có thể phá luồng OTP.</w:t>
+      </w:r>
+    </w:p>
+    <w:p>
+      <w:pPr>
+        <w:pStyle w:val="ListParagraph"/>
+        <w:numPr>
+          <w:ilvl w:val="0"/>
+          <w:numId w:val="2"/>
+        </w:numPr>
+        <w:spacing w:after="80"/>
+      </w:pPr>
+      <w:r>
+        <w:rPr>
+          <w:color w:val="12213B"/>
+          <w:sz w:val="21"/>
+          <w:szCs w:val="21"/>
+        </w:rPr>
+        <w:t xml:space="preserve">Nếu cần seed nhanh nhiều dữ liệu test (ví dụ nhiều đơn hàng để TV2/TV3 test danh sách/thống kê), viết riêng 1 file script SQL để trong thư mục db/seed-data.sql, chạy tay bằng SSMS khi cần — không đưa logic seed dữ liệu vào code chính của app.</w:t>
+      </w:r>
+    </w:p>
+    <w:p>
+      <w:pPr>
+        <w:pStyle w:val="Heading2"/>
+        <w:spacing w:after="120" w:before="260"/>
+      </w:pPr>
       <w:r>
         <w:rPr>
           <w:b/>
           <w:bCs/>
-          <w:color w:val="12213B"/>
-          <w:sz w:val="21"/>
-          <w:szCs w:val="21"/>
-        </w:rPr>
-        <w:t xml:space="preserve">Tạo nhánh develop — nhánh tích hợp chung</w:t>
+          <w:color w:val="1D6F8C"/>
+          <w:sz w:val="24"/>
+          <w:szCs w:val="24"/>
+        </w:rPr>
+        <w:t xml:space="preserve">Khi nào cần 1 database thật sự dùng chung</w:t>
       </w:r>
     </w:p>
     <w:p>
@@ -3733,7 +5827,115 @@
           <w:sz w:val="21"/>
           <w:szCs w:val="21"/>
         </w:rPr>
-        <w:t xml:space="preserve">Người đầu tiên clone tạo nhánh develop và đẩy lên. Từ đó cả nhóm code dựa trên develop, không đụng thẳng vào main:</w:t>
+        <w:t xml:space="preserve">Mặc định KHÔNG cần — mỗi người code trên database riêng theo đúng quy chuẩn trên là đủ để schema tương thích khi merge. Chỉ cần đến 1 database chạy chung thật sự khi: (a) buổi test tích hợp cả nhóm cùng xem 1 luồng dữ liệu xuyên suốt Guest → User → Shipper → Manager, hoặc (b) buổi demo cuối kỳ. Cách đơn giản và ít rủi ro nhất cho cả 2 trường hợp: chạy app từ 1 máy duy nhất (đã merge code mới nhất từ develop), cả nhóm cùng xem qua máy đó hoặc share màn hình — không cần mở SQL Server ra mạng ngoài.</w:t>
+      </w:r>
+    </w:p>
+    <w:p>
+      <w:pPr>
+        <w:pStyle w:val="Heading1"/>
+        <w:pBdr>
+          <w:bottom w:val="single" w:color="1D6F8C" w:sz="6" w:space="4"/>
+        </w:pBdr>
+        <w:spacing w:after="160" w:before="320"/>
+      </w:pPr>
+      <w:r>
+        <w:rPr>
+          <w:b/>
+          <w:bCs/>
+          <w:color w:val="12213B"/>
+          <w:sz w:val="30"/>
+          <w:szCs w:val="30"/>
+        </w:rPr>
+        <w:t xml:space="preserve">7. Quy trình Git/GitHub cho nhóm</w:t>
+      </w:r>
+    </w:p>
+    <w:p>
+      <w:pPr>
+        <w:spacing w:after="120" w:line="300"/>
+      </w:pPr>
+      <w:r>
+        <w:rPr>
+          <w:color w:val="12213B"/>
+          <w:sz w:val="21"/>
+          <w:szCs w:val="21"/>
+        </w:rPr>
+        <w:t xml:space="preserve">Repo tho03072006-bot/UTEExpress-Logistics đã tạo sẵn (main + README + .gitignore). Mô hình nhánh: main (ổn định, chỉ merge trước demo) ← develop (tích hợp chung hàng ngày) ← feature_... (mỗi người 1 nhánh riêng).</w:t>
+      </w:r>
+    </w:p>
+    <w:p>
+      <w:pPr>
+        <w:spacing w:after="60" w:before="160"/>
+      </w:pPr>
+      <w:r>
+        <w:rPr>
+          <w:b/>
+          <w:bCs/>
+          <w:color w:val="1D6F8C"/>
+          <w:sz w:val="21"/>
+          <w:szCs w:val="21"/>
+        </w:rPr>
+        <w:t xml:space="preserve">Bước 1. </w:t>
+      </w:r>
+      <w:r>
+        <w:rPr>
+          <w:b/>
+          <w:bCs/>
+          <w:color w:val="12213B"/>
+          <w:sz w:val="21"/>
+          <w:szCs w:val="21"/>
+        </w:rPr>
+        <w:t xml:space="preserve">Mời 2 bạn còn lại vào repo</w:t>
+      </w:r>
+    </w:p>
+    <w:p>
+      <w:pPr>
+        <w:spacing w:after="120" w:line="300"/>
+      </w:pPr>
+      <w:r>
+        <w:rPr>
+          <w:color w:val="12213B"/>
+          <w:sz w:val="21"/>
+          <w:szCs w:val="21"/>
+        </w:rPr>
+        <w:t xml:space="preserve">Settings → Collaborators and teams → Add people, nhập username/email GitHub của 2 bạn. Mỗi bạn bấm Accept invitation — thiếu bước này sẽ không push được vào repo.</w:t>
+      </w:r>
+    </w:p>
+    <w:p>
+      <w:pPr>
+        <w:spacing w:after="60" w:before="160"/>
+      </w:pPr>
+      <w:r>
+        <w:rPr>
+          <w:b/>
+          <w:bCs/>
+          <w:color w:val="1D6F8C"/>
+          <w:sz w:val="21"/>
+          <w:szCs w:val="21"/>
+        </w:rPr>
+        <w:t xml:space="preserve">Bước 2. </w:t>
+      </w:r>
+      <w:r>
+        <w:rPr>
+          <w:b/>
+          <w:bCs/>
+          <w:color w:val="12213B"/>
+          <w:sz w:val="21"/>
+          <w:szCs w:val="21"/>
+        </w:rPr>
+        <w:t xml:space="preserve">Cài Git &amp; clone repo về máy (mỗi người 1 lần)</w:t>
+      </w:r>
+    </w:p>
+    <w:p>
+      <w:pPr>
+        <w:spacing w:after="120" w:line="300"/>
+      </w:pPr>
+      <w:r>
+        <w:rPr>
+          <w:color w:val="12213B"/>
+          <w:sz w:val="21"/>
+          <w:szCs w:val="21"/>
+        </w:rPr>
+        <w:t xml:space="preserve">Khai báo danh tính rồi clone đúng repo đã có sẵn:</w:t>
       </w:r>
     </w:p>
     <w:p>
@@ -3754,7 +5956,7 @@
           <w:sz w:val="18"/>
           <w:szCs w:val="18"/>
         </w:rPr>
-        <w:t xml:space="preserve">git checkout -b develop</w:t>
+        <w:t xml:space="preserve">git config --global user.name  "Ho Ten"</w:t>
       </w:r>
       <w:r>
         <w:br/>
@@ -3767,7 +5969,46 @@
           <w:sz w:val="18"/>
           <w:szCs w:val="18"/>
         </w:rPr>
-        <w:t xml:space="preserve">git push -u origin develop</w:t>
+        <w:t xml:space="preserve">git config --global user.email "email@gmail.com"</w:t>
+      </w:r>
+      <w:r>
+        <w:br/>
+        <w:t xml:space="preserve"/>
+      </w:r>
+      <w:r>
+        <w:rPr>
+          <w:rFonts w:ascii="Consolas" w:cs="Consolas" w:eastAsia="Consolas" w:hAnsi="Consolas"/>
+          <w:color w:val="EAF1F6"/>
+          <w:sz w:val="18"/>
+          <w:szCs w:val="18"/>
+        </w:rPr>
+        <w:t xml:space="preserve"> </w:t>
+      </w:r>
+      <w:r>
+        <w:br/>
+        <w:t xml:space="preserve"/>
+      </w:r>
+      <w:r>
+        <w:rPr>
+          <w:rFonts w:ascii="Consolas" w:cs="Consolas" w:eastAsia="Consolas" w:hAnsi="Consolas"/>
+          <w:color w:val="EAF1F6"/>
+          <w:sz w:val="18"/>
+          <w:szCs w:val="18"/>
+        </w:rPr>
+        <w:t xml:space="preserve">git clone https://github.com/tho03072006-bot/UTEExpress-Logistics.git</w:t>
+      </w:r>
+      <w:r>
+        <w:br/>
+        <w:t xml:space="preserve"/>
+      </w:r>
+      <w:r>
+        <w:rPr>
+          <w:rFonts w:ascii="Consolas" w:cs="Consolas" w:eastAsia="Consolas" w:hAnsi="Consolas"/>
+          <w:color w:val="EAF1F6"/>
+          <w:sz w:val="18"/>
+          <w:szCs w:val="18"/>
+        </w:rPr>
+        <w:t xml:space="preserve">cd UTEExpress-Logistics</w:t>
       </w:r>
     </w:p>
     <w:p>
@@ -3782,7 +6023,7 @@
           <w:sz w:val="21"/>
           <w:szCs w:val="21"/>
         </w:rPr>
-        <w:t xml:space="preserve">Bước 4. </w:t>
+        <w:t xml:space="preserve">Bước 3. </w:t>
       </w:r>
       <w:r>
         <w:rPr>
@@ -3792,7 +6033,7 @@
           <w:sz w:val="21"/>
           <w:szCs w:val="21"/>
         </w:rPr>
-        <w:t xml:space="preserve">Tạo nhánh feature riêng theo phân công</w:t>
+        <w:t xml:space="preserve">Tạo nhánh develop — nhánh tích hợp chung</w:t>
       </w:r>
     </w:p>
     <w:p>
@@ -3805,7 +6046,7 @@
           <w:sz w:val="21"/>
           <w:szCs w:val="21"/>
         </w:rPr>
-        <w:t xml:space="preserve">Mỗi người tạo nhánh feature từ develop, đặt tên theo cụm chức năng mình phụ trách — không 2 người cùng sửa 1 nhánh:</w:t>
+        <w:t xml:space="preserve">Người đầu tiên clone tạo nhánh develop và đẩy lên. Từ đó cả nhóm code dựa trên develop, không đụng thẳng vào main:</w:t>
       </w:r>
     </w:p>
     <w:p>
@@ -3826,7 +6067,7 @@
           <w:sz w:val="18"/>
           <w:szCs w:val="18"/>
         </w:rPr>
-        <w:t xml:space="preserve">git checkout develop</w:t>
+        <w:t xml:space="preserve">git checkout -b develop</w:t>
       </w:r>
       <w:r>
         <w:br/>
@@ -3839,20 +6080,7 @@
           <w:sz w:val="18"/>
           <w:szCs w:val="18"/>
         </w:rPr>
-        <w:t xml:space="preserve">git pull origin develop</w:t>
-      </w:r>
-      <w:r>
-        <w:br/>
-        <w:t xml:space="preserve"/>
-      </w:r>
-      <w:r>
-        <w:rPr>
-          <w:rFonts w:ascii="Consolas" w:cs="Consolas" w:eastAsia="Consolas" w:hAnsi="Consolas"/>
-          <w:color w:val="EAF1F6"/>
-          <w:sz w:val="18"/>
-          <w:szCs w:val="18"/>
-        </w:rPr>
-        <w:t xml:space="preserve">git checkout -b feature_TenBan</w:t>
+        <w:t xml:space="preserve">git push -u origin develop</w:t>
       </w:r>
     </w:p>
     <w:p>
@@ -3867,7 +6095,7 @@
           <w:sz w:val="21"/>
           <w:szCs w:val="21"/>
         </w:rPr>
-        <w:t xml:space="preserve">Bước 5. </w:t>
+        <w:t xml:space="preserve">Bước 4. </w:t>
       </w:r>
       <w:r>
         <w:rPr>
@@ -3877,7 +6105,7 @@
           <w:sz w:val="21"/>
           <w:szCs w:val="21"/>
         </w:rPr>
-        <w:t xml:space="preserve">Vòng lặp làm việc hằng ngày</w:t>
+        <w:t xml:space="preserve">Tạo nhánh feature riêng theo phân công</w:t>
       </w:r>
     </w:p>
     <w:p>
@@ -3890,7 +6118,7 @@
           <w:sz w:val="21"/>
           <w:szCs w:val="21"/>
         </w:rPr>
-        <w:t xml:space="preserve">Trước khi code luôn pull để lấy code mới nhất, tránh conflict. Commit nhỏ, thường xuyên — commit dày đặc theo thời gian là bằng chứng "quá trình" mà barem chấm:</w:t>
+        <w:t xml:space="preserve">Mỗi người tạo nhánh feature từ develop, đặt tên theo cụm chức năng mình phụ trách — không 2 người cùng sửa 1 nhánh:</w:t>
       </w:r>
     </w:p>
     <w:p>
@@ -3911,7 +6139,7 @@
           <w:sz w:val="18"/>
           <w:szCs w:val="18"/>
         </w:rPr>
-        <w:t xml:space="preserve">git pull origin develop</w:t>
+        <w:t xml:space="preserve">git checkout develop</w:t>
       </w:r>
       <w:r>
         <w:br/>
@@ -3924,7 +6152,7 @@
           <w:sz w:val="18"/>
           <w:szCs w:val="18"/>
         </w:rPr>
-        <w:t xml:space="preserve"># ... code ...</w:t>
+        <w:t xml:space="preserve">git pull origin develop</w:t>
       </w:r>
       <w:r>
         <w:br/>
@@ -3937,33 +6165,7 @@
           <w:sz w:val="18"/>
           <w:szCs w:val="18"/>
         </w:rPr>
-        <w:t xml:space="preserve">git add .</w:t>
-      </w:r>
-      <w:r>
-        <w:br/>
-        <w:t xml:space="preserve"/>
-      </w:r>
-      <w:r>
-        <w:rPr>
-          <w:rFonts w:ascii="Consolas" w:cs="Consolas" w:eastAsia="Consolas" w:hAnsi="Consolas"/>
-          <w:color w:val="EAF1F6"/>
-          <w:sz w:val="18"/>
-          <w:szCs w:val="18"/>
-        </w:rPr>
-        <w:t xml:space="preserve">git commit -m "feat: them chuc nang tao don gui hang"</w:t>
-      </w:r>
-      <w:r>
-        <w:br/>
-        <w:t xml:space="preserve"/>
-      </w:r>
-      <w:r>
-        <w:rPr>
-          <w:rFonts w:ascii="Consolas" w:cs="Consolas" w:eastAsia="Consolas" w:hAnsi="Consolas"/>
-          <w:color w:val="EAF1F6"/>
-          <w:sz w:val="18"/>
-          <w:szCs w:val="18"/>
-        </w:rPr>
-        <w:t xml:space="preserve">git push origin feature_TenBan</w:t>
+        <w:t xml:space="preserve">git checkout -b feature_TenBan</w:t>
       </w:r>
     </w:p>
     <w:p>
@@ -3978,7 +6180,7 @@
           <w:sz w:val="21"/>
           <w:szCs w:val="21"/>
         </w:rPr>
-        <w:t xml:space="preserve">Bước 6. </w:t>
+        <w:t xml:space="preserve">Bước 5. </w:t>
       </w:r>
       <w:r>
         <w:rPr>
@@ -3988,7 +6190,7 @@
           <w:sz w:val="21"/>
           <w:szCs w:val="21"/>
         </w:rPr>
-        <w:t xml:space="preserve">Quy ước commit message</w:t>
+        <w:t xml:space="preserve">Vòng lặp làm việc hằng ngày</w:t>
       </w:r>
     </w:p>
     <w:p>
@@ -4001,7 +6203,7 @@
           <w:sz w:val="21"/>
           <w:szCs w:val="21"/>
         </w:rPr>
-        <w:t xml:space="preserve">Format: &lt;loại&gt;: &lt;mô tả ngắn gọn&gt;. Loại thường dùng: feat (thêm chức năng), fix (sửa lỗi), refactor, docs, style, test, chore.</w:t>
+        <w:t xml:space="preserve">Trước khi code luôn pull để lấy code mới nhất, tránh conflict. Commit nhỏ, thường xuyên — commit dày đặc theo thời gian là bằng chứng "quá trình" mà barem chấm:</w:t>
       </w:r>
     </w:p>
     <w:p>
@@ -4022,7 +6224,7 @@
           <w:sz w:val="18"/>
           <w:szCs w:val="18"/>
         </w:rPr>
-        <w:t xml:space="preserve">feat: them tinh cuoc tu dong theo khoi luong</w:t>
+        <w:t xml:space="preserve">git pull origin develop</w:t>
       </w:r>
       <w:r>
         <w:br/>
@@ -4035,7 +6237,7 @@
           <w:sz w:val="18"/>
           <w:szCs w:val="18"/>
         </w:rPr>
-        <w:t xml:space="preserve">fix: sua loi trang thai don khong cap nhat khi shipper giao xong</w:t>
+        <w:t xml:space="preserve"># ... code ...</w:t>
       </w:r>
       <w:r>
         <w:br/>
@@ -4048,7 +6250,33 @@
           <w:sz w:val="18"/>
           <w:szCs w:val="18"/>
         </w:rPr>
-        <w:t xml:space="preserve">docs: cap nhat README huong dan chay project</w:t>
+        <w:t xml:space="preserve">git add .</w:t>
+      </w:r>
+      <w:r>
+        <w:br/>
+        <w:t xml:space="preserve"/>
+      </w:r>
+      <w:r>
+        <w:rPr>
+          <w:rFonts w:ascii="Consolas" w:cs="Consolas" w:eastAsia="Consolas" w:hAnsi="Consolas"/>
+          <w:color w:val="EAF1F6"/>
+          <w:sz w:val="18"/>
+          <w:szCs w:val="18"/>
+        </w:rPr>
+        <w:t xml:space="preserve">git commit -m "feat: them chuc nang tao don gui hang"</w:t>
+      </w:r>
+      <w:r>
+        <w:br/>
+        <w:t xml:space="preserve"/>
+      </w:r>
+      <w:r>
+        <w:rPr>
+          <w:rFonts w:ascii="Consolas" w:cs="Consolas" w:eastAsia="Consolas" w:hAnsi="Consolas"/>
+          <w:color w:val="EAF1F6"/>
+          <w:sz w:val="18"/>
+          <w:szCs w:val="18"/>
+        </w:rPr>
+        <w:t xml:space="preserve">git push origin feature_TenBan</w:t>
       </w:r>
     </w:p>
     <w:p>
@@ -4063,7 +6291,7 @@
           <w:sz w:val="21"/>
           <w:szCs w:val="21"/>
         </w:rPr>
-        <w:t xml:space="preserve">Bước 7. </w:t>
+        <w:t xml:space="preserve">Bước 6. </w:t>
       </w:r>
       <w:r>
         <w:rPr>
@@ -4073,7 +6301,7 @@
           <w:sz w:val="21"/>
           <w:szCs w:val="21"/>
         </w:rPr>
-        <w:t xml:space="preserve">Pull Request &amp; review chéo</w:t>
+        <w:t xml:space="preserve">Quy ước commit message</w:t>
       </w:r>
     </w:p>
     <w:p>
@@ -4086,121 +6314,7 @@
           <w:sz w:val="21"/>
           <w:szCs w:val="21"/>
         </w:rPr>
-        <w:t xml:space="preserve">Xong 1 chức năng → push nhánh feature → tab Pull requests → New pull request → base: develop, compare: feature_... → viết mô tả ngắn (đã làm gì, cách test) → gắn 1 bạn còn lại làm Reviewer. Reviewer đọc code, comment hoặc Approve, rồi mới Merge. Đây là phần "cộng tác" giám khảo nhìn vào lịch sử GitHub để chấm.</w:t>
-      </w:r>
-    </w:p>
-    <w:p>
-      <w:pPr>
-        <w:spacing w:after="60" w:before="160"/>
-      </w:pPr>
-      <w:r>
-        <w:rPr>
-          <w:b/>
-          <w:bCs/>
-          <w:color w:val="1D6F8C"/>
-          <w:sz w:val="21"/>
-          <w:szCs w:val="21"/>
-        </w:rPr>
-        <w:t xml:space="preserve">Bước 8. </w:t>
-      </w:r>
-      <w:r>
-        <w:rPr>
-          <w:b/>
-          <w:bCs/>
-          <w:color w:val="12213B"/>
-          <w:sz w:val="21"/>
-          <w:szCs w:val="21"/>
-        </w:rPr>
-        <w:t xml:space="preserve">Issue &amp; Project Board (Kanban)</w:t>
-      </w:r>
-    </w:p>
-    <w:p>
-      <w:pPr>
-        <w:spacing w:after="120" w:line="300"/>
-      </w:pPr>
-      <w:r>
-        <w:rPr>
-          <w:color w:val="12213B"/>
-          <w:sz w:val="21"/>
-          <w:szCs w:val="21"/>
-        </w:rPr>
-        <w:t xml:space="preserve">Tab Issues: mỗi chức năng nhỏ = 1 issue (Label feature/bug, Assignee, Milestone theo tuần). Tab Projects: board 4 cột Backlog → In progress → Review → Done, kéo thả theo tiến độ thật.</w:t>
-      </w:r>
-    </w:p>
-    <w:p>
-      <w:pPr>
-        <w:spacing w:after="60" w:before="160"/>
-      </w:pPr>
-      <w:r>
-        <w:rPr>
-          <w:b/>
-          <w:bCs/>
-          <w:color w:val="1D6F8C"/>
-          <w:sz w:val="21"/>
-          <w:szCs w:val="21"/>
-        </w:rPr>
-        <w:t xml:space="preserve">Bước 9. </w:t>
-      </w:r>
-      <w:r>
-        <w:rPr>
-          <w:b/>
-          <w:bCs/>
-          <w:color w:val="12213B"/>
-          <w:sz w:val="21"/>
-          <w:szCs w:val="21"/>
-        </w:rPr>
-        <w:t xml:space="preserve">Thiết lập an toàn cho repo</w:t>
-      </w:r>
-    </w:p>
-    <w:p>
-      <w:pPr>
-        <w:spacing w:after="120" w:line="300"/>
-      </w:pPr>
-      <w:r>
-        <w:rPr>
-          <w:color w:val="12213B"/>
-          <w:sz w:val="21"/>
-          <w:szCs w:val="21"/>
-        </w:rPr>
-        <w:t xml:space="preserve">Bảo vệ nhánh main: Settings → Branches → Add branch ruleset, bật "Require a pull request before merging". Rà lại .gitignore: đảm bảo che target/, .settings/, .classpath, *.class và đặc biệt application.properties nếu chứa mật khẩu DB thật.</w:t>
-      </w:r>
-    </w:p>
-    <w:p>
-      <w:pPr>
-        <w:spacing w:after="60" w:before="160"/>
-      </w:pPr>
-      <w:r>
-        <w:rPr>
-          <w:b/>
-          <w:bCs/>
-          <w:color w:val="1D6F8C"/>
-          <w:sz w:val="21"/>
-          <w:szCs w:val="21"/>
-        </w:rPr>
-        <w:t xml:space="preserve">Bước 10. </w:t>
-      </w:r>
-      <w:r>
-        <w:rPr>
-          <w:b/>
-          <w:bCs/>
-          <w:color w:val="12213B"/>
-          <w:sz w:val="21"/>
-          <w:szCs w:val="21"/>
-        </w:rPr>
-        <w:t xml:space="preserve">Xử lý xung đột (conflict) cơ bản</w:t>
-      </w:r>
-    </w:p>
-    <w:p>
-      <w:pPr>
-        <w:spacing w:after="120" w:line="300"/>
-      </w:pPr>
-      <w:r>
-        <w:rPr>
-          <w:color w:val="12213B"/>
-          <w:sz w:val="21"/>
-          <w:szCs w:val="21"/>
-        </w:rPr>
-        <w:t xml:space="preserve">Conflict thường do 2 người sửa cùng 1 file — hạn chế bằng cách chia file/package rõ theo phân công ở mục 2. Khi Git báo conflict, mở file sẽ thấy đoạn đánh dấu:</w:t>
+        <w:t xml:space="preserve">Format: &lt;loại&gt;: &lt;mô tả ngắn gọn&gt;. Loại thường dùng: feat (thêm chức năng), fix (sửa lỗi), refactor, docs, style, test, chore.</w:t>
       </w:r>
     </w:p>
     <w:p>
@@ -4221,6 +6335,205 @@
           <w:sz w:val="18"/>
           <w:szCs w:val="18"/>
         </w:rPr>
+        <w:t xml:space="preserve">feat: them tinh cuoc tu dong theo khoi luong</w:t>
+      </w:r>
+      <w:r>
+        <w:br/>
+        <w:t xml:space="preserve"/>
+      </w:r>
+      <w:r>
+        <w:rPr>
+          <w:rFonts w:ascii="Consolas" w:cs="Consolas" w:eastAsia="Consolas" w:hAnsi="Consolas"/>
+          <w:color w:val="EAF1F6"/>
+          <w:sz w:val="18"/>
+          <w:szCs w:val="18"/>
+        </w:rPr>
+        <w:t xml:space="preserve">fix: sua loi trang thai don khong cap nhat khi shipper giao xong</w:t>
+      </w:r>
+      <w:r>
+        <w:br/>
+        <w:t xml:space="preserve"/>
+      </w:r>
+      <w:r>
+        <w:rPr>
+          <w:rFonts w:ascii="Consolas" w:cs="Consolas" w:eastAsia="Consolas" w:hAnsi="Consolas"/>
+          <w:color w:val="EAF1F6"/>
+          <w:sz w:val="18"/>
+          <w:szCs w:val="18"/>
+        </w:rPr>
+        <w:t xml:space="preserve">docs: cap nhat README huong dan chay project</w:t>
+      </w:r>
+    </w:p>
+    <w:p>
+      <w:pPr>
+        <w:spacing w:after="60" w:before="160"/>
+      </w:pPr>
+      <w:r>
+        <w:rPr>
+          <w:b/>
+          <w:bCs/>
+          <w:color w:val="1D6F8C"/>
+          <w:sz w:val="21"/>
+          <w:szCs w:val="21"/>
+        </w:rPr>
+        <w:t xml:space="preserve">Bước 7. </w:t>
+      </w:r>
+      <w:r>
+        <w:rPr>
+          <w:b/>
+          <w:bCs/>
+          <w:color w:val="12213B"/>
+          <w:sz w:val="21"/>
+          <w:szCs w:val="21"/>
+        </w:rPr>
+        <w:t xml:space="preserve">Pull Request &amp; review chéo</w:t>
+      </w:r>
+    </w:p>
+    <w:p>
+      <w:pPr>
+        <w:spacing w:after="120" w:line="300"/>
+      </w:pPr>
+      <w:r>
+        <w:rPr>
+          <w:color w:val="12213B"/>
+          <w:sz w:val="21"/>
+          <w:szCs w:val="21"/>
+        </w:rPr>
+        <w:t xml:space="preserve">Xong 1 chức năng → push nhánh feature → tab Pull requests → New pull request → base: develop, compare: feature_... → viết mô tả ngắn (đã làm gì, cách test) → gắn 1 bạn còn lại làm Reviewer. Reviewer đọc code, comment hoặc Approve, rồi mới Merge. Đây là phần "cộng tác" giám khảo nhìn vào lịch sử GitHub để chấm.</w:t>
+      </w:r>
+    </w:p>
+    <w:p>
+      <w:pPr>
+        <w:spacing w:after="60" w:before="160"/>
+      </w:pPr>
+      <w:r>
+        <w:rPr>
+          <w:b/>
+          <w:bCs/>
+          <w:color w:val="1D6F8C"/>
+          <w:sz w:val="21"/>
+          <w:szCs w:val="21"/>
+        </w:rPr>
+        <w:t xml:space="preserve">Bước 8. </w:t>
+      </w:r>
+      <w:r>
+        <w:rPr>
+          <w:b/>
+          <w:bCs/>
+          <w:color w:val="12213B"/>
+          <w:sz w:val="21"/>
+          <w:szCs w:val="21"/>
+        </w:rPr>
+        <w:t xml:space="preserve">Issue &amp; Project Board (Kanban)</w:t>
+      </w:r>
+    </w:p>
+    <w:p>
+      <w:pPr>
+        <w:spacing w:after="120" w:line="300"/>
+      </w:pPr>
+      <w:r>
+        <w:rPr>
+          <w:color w:val="12213B"/>
+          <w:sz w:val="21"/>
+          <w:szCs w:val="21"/>
+        </w:rPr>
+        <w:t xml:space="preserve">Tab Issues: mỗi chức năng nhỏ = 1 issue (Label feature/bug, Assignee, Milestone theo tuần). Tab Projects: board 4 cột Backlog → In progress → Review → Done, kéo thả theo tiến độ thật.</w:t>
+      </w:r>
+    </w:p>
+    <w:p>
+      <w:pPr>
+        <w:spacing w:after="60" w:before="160"/>
+      </w:pPr>
+      <w:r>
+        <w:rPr>
+          <w:b/>
+          <w:bCs/>
+          <w:color w:val="1D6F8C"/>
+          <w:sz w:val="21"/>
+          <w:szCs w:val="21"/>
+        </w:rPr>
+        <w:t xml:space="preserve">Bước 9. </w:t>
+      </w:r>
+      <w:r>
+        <w:rPr>
+          <w:b/>
+          <w:bCs/>
+          <w:color w:val="12213B"/>
+          <w:sz w:val="21"/>
+          <w:szCs w:val="21"/>
+        </w:rPr>
+        <w:t xml:space="preserve">Thiết lập an toàn cho repo</w:t>
+      </w:r>
+    </w:p>
+    <w:p>
+      <w:pPr>
+        <w:spacing w:after="120" w:line="300"/>
+      </w:pPr>
+      <w:r>
+        <w:rPr>
+          <w:color w:val="12213B"/>
+          <w:sz w:val="21"/>
+          <w:szCs w:val="21"/>
+        </w:rPr>
+        <w:t xml:space="preserve">Bảo vệ nhánh main: Settings → Branches → Add branch ruleset, bật "Require a pull request before merging". Rà lại .gitignore: đảm bảo che target/, .settings/, .classpath, *.class và đặc biệt application.properties nếu chứa mật khẩu DB thật.</w:t>
+      </w:r>
+    </w:p>
+    <w:p>
+      <w:pPr>
+        <w:spacing w:after="60" w:before="160"/>
+      </w:pPr>
+      <w:r>
+        <w:rPr>
+          <w:b/>
+          <w:bCs/>
+          <w:color w:val="1D6F8C"/>
+          <w:sz w:val="21"/>
+          <w:szCs w:val="21"/>
+        </w:rPr>
+        <w:t xml:space="preserve">Bước 10. </w:t>
+      </w:r>
+      <w:r>
+        <w:rPr>
+          <w:b/>
+          <w:bCs/>
+          <w:color w:val="12213B"/>
+          <w:sz w:val="21"/>
+          <w:szCs w:val="21"/>
+        </w:rPr>
+        <w:t xml:space="preserve">Xử lý xung đột (conflict) cơ bản</w:t>
+      </w:r>
+    </w:p>
+    <w:p>
+      <w:pPr>
+        <w:spacing w:after="120" w:line="300"/>
+      </w:pPr>
+      <w:r>
+        <w:rPr>
+          <w:color w:val="12213B"/>
+          <w:sz w:val="21"/>
+          <w:szCs w:val="21"/>
+        </w:rPr>
+        <w:t xml:space="preserve">Conflict thường do 2 người sửa cùng 1 file — hạn chế bằng cách chia file/package rõ theo phân công ở mục 2. Khi Git báo conflict, mở file sẽ thấy đoạn đánh dấu:</w:t>
+      </w:r>
+    </w:p>
+    <w:p>
+      <w:pPr>
+        <w:pBdr>
+          <w:top w:val="single" w:color="1C2836" w:sz="2" w:space="6"/>
+          <w:bottom w:val="single" w:color="1C2836" w:sz="2" w:space="6"/>
+          <w:left w:val="single" w:color="1C2836" w:sz="2" w:space="6"/>
+          <w:right w:val="single" w:color="1C2836" w:sz="2" w:space="6"/>
+        </w:pBdr>
+        <w:shd w:fill="1C2836" w:val="clear"/>
+        <w:spacing w:after="160" w:before="80"/>
+      </w:pPr>
+      <w:r>
+        <w:rPr>
+          <w:rFonts w:ascii="Consolas" w:cs="Consolas" w:eastAsia="Consolas" w:hAnsi="Consolas"/>
+          <w:color w:val="EAF1F6"/>
+          <w:sz w:val="18"/>
+          <w:szCs w:val="18"/>
+        </w:rPr>
         <w:t xml:space="preserve">&lt;&lt;&lt;&lt;&lt;&lt;&lt; HEAD</w:t>
       </w:r>
       <w:r>
@@ -4305,7 +6618,7 @@
           <w:sz w:val="30"/>
           <w:szCs w:val="30"/>
         </w:rPr>
-        <w:t xml:space="preserve">6. Nguyên tắc làm việc nhóm chung</w:t>
+        <w:t xml:space="preserve">8. Nguyên tắc làm việc nhóm chung</w:t>
       </w:r>
     </w:p>
     <w:p>
